--- a/documentation/docx/traffic_analysis_report.docx
+++ b/documentation/docx/traffic_analysis_report.docx
@@ -30,8 +30,1021 @@
         <w:t>- Sharp spikes or nonlinear increases typically indicate that the signal timing is no longer sufficient.</w:t>
         <w:br/>
         <w:t>- Comparing curves allows us to identify which scenarios scale best under heavier congestion.</w:t>
+        <w:br/>
+        <w:t>- The standard deviation of queue lengths across scenarios indicates stability:</w:t>
+        <w:br/>
+        <w:t xml:space="preserve">  - Lower standard deviation values suggest consistent performance.</w:t>
+        <w:br/>
+        <w:t xml:space="preserve">  - Higher standard deviation indicates more variability and potential instability in the signal plan.</w:t>
+        <w:br/>
+        <w:t>- Including the standard deviation in the table allows direct comparison of stability between signal plans.</w:t>
       </w:r>
     </w:p>
+    <w:tbl>
+      <w:tblPr>
+        <w:tblStyle w:val="LightGrid"/>
+        <w:tblW w:type="auto" w:w="0"/>
+        <w:tblLook w:firstColumn="1" w:firstRow="1" w:lastColumn="0" w:lastRow="0" w:noHBand="0" w:noVBand="1" w:val="04A0"/>
+      </w:tblPr>
+      <w:tblGrid>
+        <w:gridCol w:w="1440"/>
+        <w:gridCol w:w="1440"/>
+        <w:gridCol w:w="1440"/>
+        <w:gridCol w:w="1440"/>
+        <w:gridCol w:w="1440"/>
+        <w:gridCol w:w="1440"/>
+      </w:tblGrid>
+      <w:tr>
+        <w:tc>
+          <w:tcPr>
+            <w:tcW w:type="dxa" w:w="1440"/>
+          </w:tcPr>
+          <w:p>
+            <w:r>
+              <w:t>Scenario</w:t>
+            </w:r>
+          </w:p>
+        </w:tc>
+        <w:tc>
+          <w:tcPr>
+            <w:tcW w:type="dxa" w:w="1440"/>
+          </w:tcPr>
+          <w:p>
+            <w:r>
+              <w:t>Total Vehicles</w:t>
+            </w:r>
+          </w:p>
+        </w:tc>
+        <w:tc>
+          <w:tcPr>
+            <w:tcW w:type="dxa" w:w="1440"/>
+          </w:tcPr>
+          <w:p>
+            <w:r>
+              <w:t>ga_enhanced</w:t>
+            </w:r>
+          </w:p>
+        </w:tc>
+        <w:tc>
+          <w:tcPr>
+            <w:tcW w:type="dxa" w:w="1440"/>
+          </w:tcPr>
+          <w:p>
+            <w:r>
+              <w:t>original</w:t>
+            </w:r>
+          </w:p>
+        </w:tc>
+        <w:tc>
+          <w:tcPr>
+            <w:tcW w:type="dxa" w:w="1440"/>
+          </w:tcPr>
+          <w:p>
+            <w:r>
+              <w:t>pso</w:t>
+            </w:r>
+          </w:p>
+        </w:tc>
+        <w:tc>
+          <w:tcPr>
+            <w:tcW w:type="dxa" w:w="1440"/>
+          </w:tcPr>
+          <w:p>
+            <w:r>
+              <w:t>websters_baseline</w:t>
+            </w:r>
+          </w:p>
+        </w:tc>
+      </w:tr>
+      <w:tr>
+        <w:tc>
+          <w:tcPr>
+            <w:tcW w:type="dxa" w:w="1440"/>
+          </w:tcPr>
+          <w:p>
+            <w:r>
+              <w:t>Scenario 1</w:t>
+            </w:r>
+          </w:p>
+        </w:tc>
+        <w:tc>
+          <w:tcPr>
+            <w:tcW w:type="dxa" w:w="1440"/>
+          </w:tcPr>
+          <w:p>
+            <w:r>
+              <w:t>1392</w:t>
+            </w:r>
+          </w:p>
+        </w:tc>
+        <w:tc>
+          <w:tcPr>
+            <w:tcW w:type="dxa" w:w="1440"/>
+          </w:tcPr>
+          <w:p>
+            <w:r>
+              <w:t>0.3</w:t>
+            </w:r>
+          </w:p>
+        </w:tc>
+        <w:tc>
+          <w:tcPr>
+            <w:tcW w:type="dxa" w:w="1440"/>
+          </w:tcPr>
+          <w:p>
+            <w:r>
+              <w:t>1.2</w:t>
+            </w:r>
+          </w:p>
+        </w:tc>
+        <w:tc>
+          <w:tcPr>
+            <w:tcW w:type="dxa" w:w="1440"/>
+          </w:tcPr>
+          <w:p>
+            <w:r>
+              <w:t>0.9</w:t>
+            </w:r>
+          </w:p>
+        </w:tc>
+        <w:tc>
+          <w:tcPr>
+            <w:tcW w:type="dxa" w:w="1440"/>
+          </w:tcPr>
+          <w:p>
+            <w:r>
+              <w:t>0.3</w:t>
+            </w:r>
+          </w:p>
+        </w:tc>
+      </w:tr>
+      <w:tr>
+        <w:tc>
+          <w:tcPr>
+            <w:tcW w:type="dxa" w:w="1440"/>
+          </w:tcPr>
+          <w:p>
+            <w:r>
+              <w:t>Scenario 2</w:t>
+            </w:r>
+          </w:p>
+        </w:tc>
+        <w:tc>
+          <w:tcPr>
+            <w:tcW w:type="dxa" w:w="1440"/>
+          </w:tcPr>
+          <w:p>
+            <w:r>
+              <w:t>2031</w:t>
+            </w:r>
+          </w:p>
+        </w:tc>
+        <w:tc>
+          <w:tcPr>
+            <w:tcW w:type="dxa" w:w="1440"/>
+          </w:tcPr>
+          <w:p>
+            <w:r>
+              <w:t>0.5</w:t>
+            </w:r>
+          </w:p>
+        </w:tc>
+        <w:tc>
+          <w:tcPr>
+            <w:tcW w:type="dxa" w:w="1440"/>
+          </w:tcPr>
+          <w:p>
+            <w:r>
+              <w:t>1.8</w:t>
+            </w:r>
+          </w:p>
+        </w:tc>
+        <w:tc>
+          <w:tcPr>
+            <w:tcW w:type="dxa" w:w="1440"/>
+          </w:tcPr>
+          <w:p>
+            <w:r>
+              <w:t>1.5</w:t>
+            </w:r>
+          </w:p>
+        </w:tc>
+        <w:tc>
+          <w:tcPr>
+            <w:tcW w:type="dxa" w:w="1440"/>
+          </w:tcPr>
+          <w:p>
+            <w:r>
+              <w:t>0.5</w:t>
+            </w:r>
+          </w:p>
+        </w:tc>
+      </w:tr>
+      <w:tr>
+        <w:tc>
+          <w:tcPr>
+            <w:tcW w:type="dxa" w:w="1440"/>
+          </w:tcPr>
+          <w:p>
+            <w:r>
+              <w:t>Scenario 3</w:t>
+            </w:r>
+          </w:p>
+        </w:tc>
+        <w:tc>
+          <w:tcPr>
+            <w:tcW w:type="dxa" w:w="1440"/>
+          </w:tcPr>
+          <w:p>
+            <w:r>
+              <w:t>2186</w:t>
+            </w:r>
+          </w:p>
+        </w:tc>
+        <w:tc>
+          <w:tcPr>
+            <w:tcW w:type="dxa" w:w="1440"/>
+          </w:tcPr>
+          <w:p>
+            <w:r>
+              <w:t>0.6</w:t>
+            </w:r>
+          </w:p>
+        </w:tc>
+        <w:tc>
+          <w:tcPr>
+            <w:tcW w:type="dxa" w:w="1440"/>
+          </w:tcPr>
+          <w:p>
+            <w:r>
+              <w:t>2.3</w:t>
+            </w:r>
+          </w:p>
+        </w:tc>
+        <w:tc>
+          <w:tcPr>
+            <w:tcW w:type="dxa" w:w="1440"/>
+          </w:tcPr>
+          <w:p>
+            <w:r>
+              <w:t>1.7</w:t>
+            </w:r>
+          </w:p>
+        </w:tc>
+        <w:tc>
+          <w:tcPr>
+            <w:tcW w:type="dxa" w:w="1440"/>
+          </w:tcPr>
+          <w:p>
+            <w:r>
+              <w:t>0.6</w:t>
+            </w:r>
+          </w:p>
+        </w:tc>
+      </w:tr>
+      <w:tr>
+        <w:tc>
+          <w:tcPr>
+            <w:tcW w:type="dxa" w:w="1440"/>
+          </w:tcPr>
+          <w:p>
+            <w:r>
+              <w:t>Scenario 4</w:t>
+            </w:r>
+          </w:p>
+        </w:tc>
+        <w:tc>
+          <w:tcPr>
+            <w:tcW w:type="dxa" w:w="1440"/>
+          </w:tcPr>
+          <w:p>
+            <w:r>
+              <w:t>2252</w:t>
+            </w:r>
+          </w:p>
+        </w:tc>
+        <w:tc>
+          <w:tcPr>
+            <w:tcW w:type="dxa" w:w="1440"/>
+          </w:tcPr>
+          <w:p>
+            <w:r>
+              <w:t>0.6</w:t>
+            </w:r>
+          </w:p>
+        </w:tc>
+        <w:tc>
+          <w:tcPr>
+            <w:tcW w:type="dxa" w:w="1440"/>
+          </w:tcPr>
+          <w:p>
+            <w:r>
+              <w:t>2.4</w:t>
+            </w:r>
+          </w:p>
+        </w:tc>
+        <w:tc>
+          <w:tcPr>
+            <w:tcW w:type="dxa" w:w="1440"/>
+          </w:tcPr>
+          <w:p>
+            <w:r>
+              <w:t>1.9</w:t>
+            </w:r>
+          </w:p>
+        </w:tc>
+        <w:tc>
+          <w:tcPr>
+            <w:tcW w:type="dxa" w:w="1440"/>
+          </w:tcPr>
+          <w:p>
+            <w:r>
+              <w:t>0.7</w:t>
+            </w:r>
+          </w:p>
+        </w:tc>
+      </w:tr>
+      <w:tr>
+        <w:tc>
+          <w:tcPr>
+            <w:tcW w:type="dxa" w:w="1440"/>
+          </w:tcPr>
+          <w:p>
+            <w:r>
+              <w:t>Scenario 5</w:t>
+            </w:r>
+          </w:p>
+        </w:tc>
+        <w:tc>
+          <w:tcPr>
+            <w:tcW w:type="dxa" w:w="1440"/>
+          </w:tcPr>
+          <w:p>
+            <w:r>
+              <w:t>2256</w:t>
+            </w:r>
+          </w:p>
+        </w:tc>
+        <w:tc>
+          <w:tcPr>
+            <w:tcW w:type="dxa" w:w="1440"/>
+          </w:tcPr>
+          <w:p>
+            <w:r>
+              <w:t>0.6</w:t>
+            </w:r>
+          </w:p>
+        </w:tc>
+        <w:tc>
+          <w:tcPr>
+            <w:tcW w:type="dxa" w:w="1440"/>
+          </w:tcPr>
+          <w:p>
+            <w:r>
+              <w:t>2.3</w:t>
+            </w:r>
+          </w:p>
+        </w:tc>
+        <w:tc>
+          <w:tcPr>
+            <w:tcW w:type="dxa" w:w="1440"/>
+          </w:tcPr>
+          <w:p>
+            <w:r>
+              <w:t>1.8</w:t>
+            </w:r>
+          </w:p>
+        </w:tc>
+        <w:tc>
+          <w:tcPr>
+            <w:tcW w:type="dxa" w:w="1440"/>
+          </w:tcPr>
+          <w:p>
+            <w:r>
+              <w:t>0.7</w:t>
+            </w:r>
+          </w:p>
+        </w:tc>
+      </w:tr>
+      <w:tr>
+        <w:tc>
+          <w:tcPr>
+            <w:tcW w:type="dxa" w:w="1440"/>
+          </w:tcPr>
+          <w:p>
+            <w:r>
+              <w:t>Scenario 6</w:t>
+            </w:r>
+          </w:p>
+        </w:tc>
+        <w:tc>
+          <w:tcPr>
+            <w:tcW w:type="dxa" w:w="1440"/>
+          </w:tcPr>
+          <w:p>
+            <w:r>
+              <w:t>2331</w:t>
+            </w:r>
+          </w:p>
+        </w:tc>
+        <w:tc>
+          <w:tcPr>
+            <w:tcW w:type="dxa" w:w="1440"/>
+          </w:tcPr>
+          <w:p>
+            <w:r>
+              <w:t>0.6</w:t>
+            </w:r>
+          </w:p>
+        </w:tc>
+        <w:tc>
+          <w:tcPr>
+            <w:tcW w:type="dxa" w:w="1440"/>
+          </w:tcPr>
+          <w:p>
+            <w:r>
+              <w:t>2.4</w:t>
+            </w:r>
+          </w:p>
+        </w:tc>
+        <w:tc>
+          <w:tcPr>
+            <w:tcW w:type="dxa" w:w="1440"/>
+          </w:tcPr>
+          <w:p>
+            <w:r>
+              <w:t>1.9</w:t>
+            </w:r>
+          </w:p>
+        </w:tc>
+        <w:tc>
+          <w:tcPr>
+            <w:tcW w:type="dxa" w:w="1440"/>
+          </w:tcPr>
+          <w:p>
+            <w:r>
+              <w:t>0.7</w:t>
+            </w:r>
+          </w:p>
+        </w:tc>
+      </w:tr>
+      <w:tr>
+        <w:tc>
+          <w:tcPr>
+            <w:tcW w:type="dxa" w:w="1440"/>
+          </w:tcPr>
+          <w:p>
+            <w:r>
+              <w:t>Scenario 7</w:t>
+            </w:r>
+          </w:p>
+        </w:tc>
+        <w:tc>
+          <w:tcPr>
+            <w:tcW w:type="dxa" w:w="1440"/>
+          </w:tcPr>
+          <w:p>
+            <w:r>
+              <w:t>2335</w:t>
+            </w:r>
+          </w:p>
+        </w:tc>
+        <w:tc>
+          <w:tcPr>
+            <w:tcW w:type="dxa" w:w="1440"/>
+          </w:tcPr>
+          <w:p>
+            <w:r>
+              <w:t>0.6</w:t>
+            </w:r>
+          </w:p>
+        </w:tc>
+        <w:tc>
+          <w:tcPr>
+            <w:tcW w:type="dxa" w:w="1440"/>
+          </w:tcPr>
+          <w:p>
+            <w:r>
+              <w:t>2.4</w:t>
+            </w:r>
+          </w:p>
+        </w:tc>
+        <w:tc>
+          <w:tcPr>
+            <w:tcW w:type="dxa" w:w="1440"/>
+          </w:tcPr>
+          <w:p>
+            <w:r>
+              <w:t>1.9</w:t>
+            </w:r>
+          </w:p>
+        </w:tc>
+        <w:tc>
+          <w:tcPr>
+            <w:tcW w:type="dxa" w:w="1440"/>
+          </w:tcPr>
+          <w:p>
+            <w:r>
+              <w:t>0.7</w:t>
+            </w:r>
+          </w:p>
+        </w:tc>
+      </w:tr>
+      <w:tr>
+        <w:tc>
+          <w:tcPr>
+            <w:tcW w:type="dxa" w:w="1440"/>
+          </w:tcPr>
+          <w:p>
+            <w:r>
+              <w:t>Scenario 8</w:t>
+            </w:r>
+          </w:p>
+        </w:tc>
+        <w:tc>
+          <w:tcPr>
+            <w:tcW w:type="dxa" w:w="1440"/>
+          </w:tcPr>
+          <w:p>
+            <w:r>
+              <w:t>2342</w:t>
+            </w:r>
+          </w:p>
+        </w:tc>
+        <w:tc>
+          <w:tcPr>
+            <w:tcW w:type="dxa" w:w="1440"/>
+          </w:tcPr>
+          <w:p>
+            <w:r>
+              <w:t>0.7</w:t>
+            </w:r>
+          </w:p>
+        </w:tc>
+        <w:tc>
+          <w:tcPr>
+            <w:tcW w:type="dxa" w:w="1440"/>
+          </w:tcPr>
+          <w:p>
+            <w:r>
+              <w:t>2.5</w:t>
+            </w:r>
+          </w:p>
+        </w:tc>
+        <w:tc>
+          <w:tcPr>
+            <w:tcW w:type="dxa" w:w="1440"/>
+          </w:tcPr>
+          <w:p>
+            <w:r>
+              <w:t>2.0</w:t>
+            </w:r>
+          </w:p>
+        </w:tc>
+        <w:tc>
+          <w:tcPr>
+            <w:tcW w:type="dxa" w:w="1440"/>
+          </w:tcPr>
+          <w:p>
+            <w:r>
+              <w:t>0.7</w:t>
+            </w:r>
+          </w:p>
+        </w:tc>
+      </w:tr>
+      <w:tr>
+        <w:tc>
+          <w:tcPr>
+            <w:tcW w:type="dxa" w:w="1440"/>
+          </w:tcPr>
+          <w:p>
+            <w:r>
+              <w:t>Scenario 9</w:t>
+            </w:r>
+          </w:p>
+        </w:tc>
+        <w:tc>
+          <w:tcPr>
+            <w:tcW w:type="dxa" w:w="1440"/>
+          </w:tcPr>
+          <w:p>
+            <w:r>
+              <w:t>2508</w:t>
+            </w:r>
+          </w:p>
+        </w:tc>
+        <w:tc>
+          <w:tcPr>
+            <w:tcW w:type="dxa" w:w="1440"/>
+          </w:tcPr>
+          <w:p>
+            <w:r>
+              <w:t>0.6</w:t>
+            </w:r>
+          </w:p>
+        </w:tc>
+        <w:tc>
+          <w:tcPr>
+            <w:tcW w:type="dxa" w:w="1440"/>
+          </w:tcPr>
+          <w:p>
+            <w:r>
+              <w:t>2.3</w:t>
+            </w:r>
+          </w:p>
+        </w:tc>
+        <w:tc>
+          <w:tcPr>
+            <w:tcW w:type="dxa" w:w="1440"/>
+          </w:tcPr>
+          <w:p>
+            <w:r>
+              <w:t>1.8</w:t>
+            </w:r>
+          </w:p>
+        </w:tc>
+        <w:tc>
+          <w:tcPr>
+            <w:tcW w:type="dxa" w:w="1440"/>
+          </w:tcPr>
+          <w:p>
+            <w:r>
+              <w:t>0.7</w:t>
+            </w:r>
+          </w:p>
+        </w:tc>
+      </w:tr>
+      <w:tr>
+        <w:tc>
+          <w:tcPr>
+            <w:tcW w:type="dxa" w:w="1440"/>
+          </w:tcPr>
+          <w:p>
+            <w:r>
+              <w:t>Scenario 10</w:t>
+            </w:r>
+          </w:p>
+        </w:tc>
+        <w:tc>
+          <w:tcPr>
+            <w:tcW w:type="dxa" w:w="1440"/>
+          </w:tcPr>
+          <w:p>
+            <w:r>
+              <w:t>2543</w:t>
+            </w:r>
+          </w:p>
+        </w:tc>
+        <w:tc>
+          <w:tcPr>
+            <w:tcW w:type="dxa" w:w="1440"/>
+          </w:tcPr>
+          <w:p>
+            <w:r>
+              <w:t>2.0</w:t>
+            </w:r>
+          </w:p>
+        </w:tc>
+        <w:tc>
+          <w:tcPr>
+            <w:tcW w:type="dxa" w:w="1440"/>
+          </w:tcPr>
+          <w:p>
+            <w:r>
+              <w:t>6.3</w:t>
+            </w:r>
+          </w:p>
+        </w:tc>
+        <w:tc>
+          <w:tcPr>
+            <w:tcW w:type="dxa" w:w="1440"/>
+          </w:tcPr>
+          <w:p>
+            <w:r>
+              <w:t>2.2</w:t>
+            </w:r>
+          </w:p>
+        </w:tc>
+        <w:tc>
+          <w:tcPr>
+            <w:tcW w:type="dxa" w:w="1440"/>
+          </w:tcPr>
+          <w:p>
+            <w:r>
+              <w:t>0.8</w:t>
+            </w:r>
+          </w:p>
+        </w:tc>
+      </w:tr>
+      <w:tr>
+        <w:tc>
+          <w:tcPr>
+            <w:tcW w:type="dxa" w:w="1440"/>
+          </w:tcPr>
+          <w:p>
+            <w:r>
+              <w:t>Scenario 11</w:t>
+            </w:r>
+          </w:p>
+        </w:tc>
+        <w:tc>
+          <w:tcPr>
+            <w:tcW w:type="dxa" w:w="1440"/>
+          </w:tcPr>
+          <w:p>
+            <w:r>
+              <w:t>2657</w:t>
+            </w:r>
+          </w:p>
+        </w:tc>
+        <w:tc>
+          <w:tcPr>
+            <w:tcW w:type="dxa" w:w="1440"/>
+          </w:tcPr>
+          <w:p>
+            <w:r>
+              <w:t>1.0</w:t>
+            </w:r>
+          </w:p>
+        </w:tc>
+        <w:tc>
+          <w:tcPr>
+            <w:tcW w:type="dxa" w:w="1440"/>
+          </w:tcPr>
+          <w:p>
+            <w:r>
+              <w:t>3.0</w:t>
+            </w:r>
+          </w:p>
+        </w:tc>
+        <w:tc>
+          <w:tcPr>
+            <w:tcW w:type="dxa" w:w="1440"/>
+          </w:tcPr>
+          <w:p>
+            <w:r>
+              <w:t>5.8</w:t>
+            </w:r>
+          </w:p>
+        </w:tc>
+        <w:tc>
+          <w:tcPr>
+            <w:tcW w:type="dxa" w:w="1440"/>
+          </w:tcPr>
+          <w:p>
+            <w:r>
+              <w:t>0.9</w:t>
+            </w:r>
+          </w:p>
+        </w:tc>
+      </w:tr>
+      <w:tr>
+        <w:tc>
+          <w:tcPr>
+            <w:tcW w:type="dxa" w:w="1440"/>
+          </w:tcPr>
+          <w:p>
+            <w:r>
+              <w:t>Scenario 12</w:t>
+            </w:r>
+          </w:p>
+        </w:tc>
+        <w:tc>
+          <w:tcPr>
+            <w:tcW w:type="dxa" w:w="1440"/>
+          </w:tcPr>
+          <w:p>
+            <w:r>
+              <w:t>3094</w:t>
+            </w:r>
+          </w:p>
+        </w:tc>
+        <w:tc>
+          <w:tcPr>
+            <w:tcW w:type="dxa" w:w="1440"/>
+          </w:tcPr>
+          <w:p>
+            <w:r>
+              <w:t>4.4</w:t>
+            </w:r>
+          </w:p>
+        </w:tc>
+        <w:tc>
+          <w:tcPr>
+            <w:tcW w:type="dxa" w:w="1440"/>
+          </w:tcPr>
+          <w:p>
+            <w:r>
+              <w:t>7.7</w:t>
+            </w:r>
+          </w:p>
+        </w:tc>
+        <w:tc>
+          <w:tcPr>
+            <w:tcW w:type="dxa" w:w="1440"/>
+          </w:tcPr>
+          <w:p>
+            <w:r>
+              <w:t>8.0</w:t>
+            </w:r>
+          </w:p>
+        </w:tc>
+        <w:tc>
+          <w:tcPr>
+            <w:tcW w:type="dxa" w:w="1440"/>
+          </w:tcPr>
+          <w:p>
+            <w:r>
+              <w:t>1.7</w:t>
+            </w:r>
+          </w:p>
+        </w:tc>
+      </w:tr>
+      <w:tr>
+        <w:tc>
+          <w:tcPr>
+            <w:tcW w:type="dxa" w:w="1440"/>
+          </w:tcPr>
+          <w:p>
+            <w:r>
+              <w:t>Scenario 13</w:t>
+            </w:r>
+          </w:p>
+        </w:tc>
+        <w:tc>
+          <w:tcPr>
+            <w:tcW w:type="dxa" w:w="1440"/>
+          </w:tcPr>
+          <w:p>
+            <w:r>
+              <w:t>3171</w:t>
+            </w:r>
+          </w:p>
+        </w:tc>
+        <w:tc>
+          <w:tcPr>
+            <w:tcW w:type="dxa" w:w="1440"/>
+          </w:tcPr>
+          <w:p>
+            <w:r>
+              <w:t>0.8</w:t>
+            </w:r>
+          </w:p>
+        </w:tc>
+        <w:tc>
+          <w:tcPr>
+            <w:tcW w:type="dxa" w:w="1440"/>
+          </w:tcPr>
+          <w:p>
+            <w:r>
+              <w:t>2.9</w:t>
+            </w:r>
+          </w:p>
+        </w:tc>
+        <w:tc>
+          <w:tcPr>
+            <w:tcW w:type="dxa" w:w="1440"/>
+          </w:tcPr>
+          <w:p>
+            <w:r>
+              <w:t>2.2</w:t>
+            </w:r>
+          </w:p>
+        </w:tc>
+        <w:tc>
+          <w:tcPr>
+            <w:tcW w:type="dxa" w:w="1440"/>
+          </w:tcPr>
+          <w:p>
+            <w:r>
+              <w:t>0.8</w:t>
+            </w:r>
+          </w:p>
+        </w:tc>
+      </w:tr>
+      <w:tr>
+        <w:tc>
+          <w:tcPr>
+            <w:tcW w:type="dxa" w:w="1440"/>
+          </w:tcPr>
+          <w:p>
+            <w:r>
+              <w:t>Scenario 14</w:t>
+            </w:r>
+          </w:p>
+        </w:tc>
+        <w:tc>
+          <w:tcPr>
+            <w:tcW w:type="dxa" w:w="1440"/>
+          </w:tcPr>
+          <w:p>
+            <w:r>
+              <w:t>3509</w:t>
+            </w:r>
+          </w:p>
+        </w:tc>
+        <w:tc>
+          <w:tcPr>
+            <w:tcW w:type="dxa" w:w="1440"/>
+          </w:tcPr>
+          <w:p>
+            <w:r>
+              <w:t>7.0</w:t>
+            </w:r>
+          </w:p>
+        </w:tc>
+        <w:tc>
+          <w:tcPr>
+            <w:tcW w:type="dxa" w:w="1440"/>
+          </w:tcPr>
+          <w:p>
+            <w:r>
+              <w:t>7.9</w:t>
+            </w:r>
+          </w:p>
+        </w:tc>
+        <w:tc>
+          <w:tcPr>
+            <w:tcW w:type="dxa" w:w="1440"/>
+          </w:tcPr>
+          <w:p>
+            <w:r>
+              <w:t>9.6</w:t>
+            </w:r>
+          </w:p>
+        </w:tc>
+        <w:tc>
+          <w:tcPr>
+            <w:tcW w:type="dxa" w:w="1440"/>
+          </w:tcPr>
+          <w:p>
+            <w:r>
+              <w:t>3.9</w:t>
+            </w:r>
+          </w:p>
+        </w:tc>
+      </w:tr>
+      <w:tr>
+        <w:tc>
+          <w:tcPr>
+            <w:tcW w:type="dxa" w:w="1440"/>
+          </w:tcPr>
+          <w:p>
+            <w:r>
+              <w:t>Coefficient of Variation</w:t>
+            </w:r>
+          </w:p>
+        </w:tc>
+        <w:tc>
+          <w:tcPr>
+            <w:tcW w:type="dxa" w:w="1440"/>
+          </w:tcPr>
+          <w:p>
+            <w:r/>
+          </w:p>
+        </w:tc>
+        <w:tc>
+          <w:tcPr>
+            <w:tcW w:type="dxa" w:w="1440"/>
+          </w:tcPr>
+          <w:p>
+            <w:r>
+              <w:t>1.27</w:t>
+            </w:r>
+          </w:p>
+        </w:tc>
+        <w:tc>
+          <w:tcPr>
+            <w:tcW w:type="dxa" w:w="1440"/>
+          </w:tcPr>
+          <w:p>
+            <w:r>
+              <w:t>0.63</w:t>
+            </w:r>
+          </w:p>
+        </w:tc>
+        <w:tc>
+          <w:tcPr>
+            <w:tcW w:type="dxa" w:w="1440"/>
+          </w:tcPr>
+          <w:p>
+            <w:r>
+              <w:t>0.84</w:t>
+            </w:r>
+          </w:p>
+        </w:tc>
+        <w:tc>
+          <w:tcPr>
+            <w:tcW w:type="dxa" w:w="1440"/>
+          </w:tcPr>
+          <w:p>
+            <w:r>
+              <w:t>0.87</w:t>
+            </w:r>
+          </w:p>
+        </w:tc>
+      </w:tr>
+    </w:tbl>
     <w:p>
       <w:r>
         <w:drawing>
@@ -105,6 +1118,278 @@
         <w:t>- These charts help identify which signal plan provides the best overall efficiency.</w:t>
       </w:r>
     </w:p>
+    <w:tbl>
+      <w:tblPr>
+        <w:tblStyle w:val="LightGrid"/>
+        <w:tblW w:type="auto" w:w="0"/>
+        <w:tblLook w:firstColumn="1" w:firstRow="1" w:lastColumn="0" w:lastRow="0" w:noHBand="0" w:noVBand="1" w:val="04A0"/>
+      </w:tblPr>
+      <w:tblGrid>
+        <w:gridCol w:w="1728"/>
+        <w:gridCol w:w="1728"/>
+        <w:gridCol w:w="1728"/>
+        <w:gridCol w:w="1728"/>
+        <w:gridCol w:w="1728"/>
+      </w:tblGrid>
+      <w:tr>
+        <w:tc>
+          <w:tcPr>
+            <w:tcW w:type="dxa" w:w="1728"/>
+          </w:tcPr>
+          <w:p>
+            <w:r/>
+          </w:p>
+        </w:tc>
+        <w:tc>
+          <w:tcPr>
+            <w:tcW w:type="dxa" w:w="1728"/>
+          </w:tcPr>
+          <w:p>
+            <w:r>
+              <w:t>ORIGINAL CONFIG</w:t>
+            </w:r>
+          </w:p>
+        </w:tc>
+        <w:tc>
+          <w:tcPr>
+            <w:tcW w:type="dxa" w:w="1728"/>
+          </w:tcPr>
+          <w:p>
+            <w:r>
+              <w:t>PSO</w:t>
+            </w:r>
+          </w:p>
+        </w:tc>
+        <w:tc>
+          <w:tcPr>
+            <w:tcW w:type="dxa" w:w="1728"/>
+          </w:tcPr>
+          <w:p>
+            <w:r>
+              <w:t>WEBSTER BASELINE</w:t>
+            </w:r>
+          </w:p>
+        </w:tc>
+        <w:tc>
+          <w:tcPr>
+            <w:tcW w:type="dxa" w:w="1728"/>
+          </w:tcPr>
+          <w:p>
+            <w:r>
+              <w:t>GA ENHANCED</w:t>
+            </w:r>
+          </w:p>
+        </w:tc>
+      </w:tr>
+      <w:tr>
+        <w:tc>
+          <w:tcPr>
+            <w:tcW w:type="dxa" w:w="1728"/>
+          </w:tcPr>
+          <w:p>
+            <w:r>
+              <w:t>Average Delay Time (s)</w:t>
+            </w:r>
+          </w:p>
+        </w:tc>
+        <w:tc>
+          <w:tcPr>
+            <w:tcW w:type="dxa" w:w="1728"/>
+          </w:tcPr>
+          <w:p>
+            <w:r>
+              <w:t>33.0</w:t>
+            </w:r>
+          </w:p>
+        </w:tc>
+        <w:tc>
+          <w:tcPr>
+            <w:tcW w:type="dxa" w:w="1728"/>
+          </w:tcPr>
+          <w:p>
+            <w:r>
+              <w:t>27.9</w:t>
+            </w:r>
+          </w:p>
+        </w:tc>
+        <w:tc>
+          <w:tcPr>
+            <w:tcW w:type="dxa" w:w="1728"/>
+          </w:tcPr>
+          <w:p>
+            <w:r>
+              <w:t>15.5</w:t>
+            </w:r>
+          </w:p>
+        </w:tc>
+        <w:tc>
+          <w:tcPr>
+            <w:tcW w:type="dxa" w:w="1728"/>
+          </w:tcPr>
+          <w:p>
+            <w:r>
+              <w:t>15.0</w:t>
+            </w:r>
+          </w:p>
+        </w:tc>
+      </w:tr>
+      <w:tr>
+        <w:tc>
+          <w:tcPr>
+            <w:tcW w:type="dxa" w:w="1728"/>
+          </w:tcPr>
+          <w:p>
+            <w:r>
+              <w:t>Average Waiting Time (s)</w:t>
+            </w:r>
+          </w:p>
+        </w:tc>
+        <w:tc>
+          <w:tcPr>
+            <w:tcW w:type="dxa" w:w="1728"/>
+          </w:tcPr>
+          <w:p>
+            <w:r>
+              <w:t>22.2</w:t>
+            </w:r>
+          </w:p>
+        </w:tc>
+        <w:tc>
+          <w:tcPr>
+            <w:tcW w:type="dxa" w:w="1728"/>
+          </w:tcPr>
+          <w:p>
+            <w:r>
+              <w:t>17.3</w:t>
+            </w:r>
+          </w:p>
+        </w:tc>
+        <w:tc>
+          <w:tcPr>
+            <w:tcW w:type="dxa" w:w="1728"/>
+          </w:tcPr>
+          <w:p>
+            <w:r>
+              <w:t>6.3</w:t>
+            </w:r>
+          </w:p>
+        </w:tc>
+        <w:tc>
+          <w:tcPr>
+            <w:tcW w:type="dxa" w:w="1728"/>
+          </w:tcPr>
+          <w:p>
+            <w:r>
+              <w:t>5.6</w:t>
+            </w:r>
+          </w:p>
+        </w:tc>
+      </w:tr>
+      <w:tr>
+        <w:tc>
+          <w:tcPr>
+            <w:tcW w:type="dxa" w:w="1728"/>
+          </w:tcPr>
+          <w:p>
+            <w:r>
+              <w:t>Average Stops</w:t>
+            </w:r>
+          </w:p>
+        </w:tc>
+        <w:tc>
+          <w:tcPr>
+            <w:tcW w:type="dxa" w:w="1728"/>
+          </w:tcPr>
+          <w:p>
+            <w:r>
+              <w:t>0.6</w:t>
+            </w:r>
+          </w:p>
+        </w:tc>
+        <w:tc>
+          <w:tcPr>
+            <w:tcW w:type="dxa" w:w="1728"/>
+          </w:tcPr>
+          <w:p>
+            <w:r>
+              <w:t>0.6</w:t>
+            </w:r>
+          </w:p>
+        </w:tc>
+        <w:tc>
+          <w:tcPr>
+            <w:tcW w:type="dxa" w:w="1728"/>
+          </w:tcPr>
+          <w:p>
+            <w:r>
+              <w:t>0.5</w:t>
+            </w:r>
+          </w:p>
+        </w:tc>
+        <w:tc>
+          <w:tcPr>
+            <w:tcW w:type="dxa" w:w="1728"/>
+          </w:tcPr>
+          <w:p>
+            <w:r>
+              <w:t>0.5</w:t>
+            </w:r>
+          </w:p>
+        </w:tc>
+      </w:tr>
+      <w:tr>
+        <w:tc>
+          <w:tcPr>
+            <w:tcW w:type="dxa" w:w="1728"/>
+          </w:tcPr>
+          <w:p>
+            <w:r>
+              <w:t>Average Travel Time (s)</w:t>
+            </w:r>
+          </w:p>
+        </w:tc>
+        <w:tc>
+          <w:tcPr>
+            <w:tcW w:type="dxa" w:w="1728"/>
+          </w:tcPr>
+          <w:p>
+            <w:r>
+              <w:t>67.2</w:t>
+            </w:r>
+          </w:p>
+        </w:tc>
+        <w:tc>
+          <w:tcPr>
+            <w:tcW w:type="dxa" w:w="1728"/>
+          </w:tcPr>
+          <w:p>
+            <w:r>
+              <w:t>62.0</w:t>
+            </w:r>
+          </w:p>
+        </w:tc>
+        <w:tc>
+          <w:tcPr>
+            <w:tcW w:type="dxa" w:w="1728"/>
+          </w:tcPr>
+          <w:p>
+            <w:r>
+              <w:t>49.6</w:t>
+            </w:r>
+          </w:p>
+        </w:tc>
+        <w:tc>
+          <w:tcPr>
+            <w:tcW w:type="dxa" w:w="1728"/>
+          </w:tcPr>
+          <w:p>
+            <w:r>
+              <w:t>49.1</w:t>
+            </w:r>
+          </w:p>
+        </w:tc>
+      </w:tr>
+    </w:tbl>
     <w:p>
       <w:r>
         <w:drawing>

--- a/documentation/docx/traffic_analysis_report.docx
+++ b/documentation/docx/traffic_analysis_report.docx
@@ -15,29 +15,12 @@
         <w:pStyle w:val="Heading1"/>
       </w:pPr>
       <w:r>
-        <w:t>Objective 1: Scalability Assessment</w:t>
+        <w:t>Objective 1: Scalability Assessment (MIN FLOW)</w:t>
       </w:r>
     </w:p>
     <w:p>
       <w:r>
-        <w:t>This section evaluates how the intersection performs under increasing traffic demand. The line chart shows the relationship between total traffic volume and the resulting average queue length for different simulation scenarios.</w:t>
-        <w:br/>
-        <w:br/>
-        <w:t>Interpretation:</w:t>
-        <w:br/>
-        <w:t>- A stable and efficient signal plan should show a gradual increase in queue length as traffic volume rises.</w:t>
-        <w:br/>
-        <w:t>- Sharp spikes or nonlinear increases typically indicate that the signal timing is no longer sufficient.</w:t>
-        <w:br/>
-        <w:t>- Comparing curves allows us to identify which scenarios scale best under heavier congestion.</w:t>
-        <w:br/>
-        <w:t>- The standard deviation of queue lengths across scenarios indicates stability:</w:t>
-        <w:br/>
-        <w:t xml:space="preserve">  - Lower standard deviation values suggest consistent performance.</w:t>
-        <w:br/>
-        <w:t xml:space="preserve">  - Higher standard deviation indicates more variability and potential instability in the signal plan.</w:t>
-        <w:br/>
-        <w:t>- Including the standard deviation in the table allows direct comparison of stability between signal plans.</w:t>
+        <w:t>This section evaluates the intersection under MIN FLOW traffic demand.</w:t>
       </w:r>
     </w:p>
     <w:tbl>
@@ -153,7 +136,7 @@
           </w:tcPr>
           <w:p>
             <w:r>
-              <w:t>1.2</w:t>
+              <w:t>1.1</w:t>
             </w:r>
           </w:p>
         </w:tc>
@@ -173,7 +156,7 @@
           </w:tcPr>
           <w:p>
             <w:r>
-              <w:t>0.3</w:t>
+              <w:t>0.4</w:t>
             </w:r>
           </w:p>
         </w:tc>
@@ -225,17 +208,17 @@
           </w:tcPr>
           <w:p>
             <w:r>
-              <w:t>1.5</w:t>
-            </w:r>
-          </w:p>
-        </w:tc>
-        <w:tc>
-          <w:tcPr>
-            <w:tcW w:type="dxa" w:w="1440"/>
-          </w:tcPr>
-          <w:p>
-            <w:r>
-              <w:t>0.5</w:t>
+              <w:t>1.4</w:t>
+            </w:r>
+          </w:p>
+        </w:tc>
+        <w:tc>
+          <w:tcPr>
+            <w:tcW w:type="dxa" w:w="1440"/>
+          </w:tcPr>
+          <w:p>
+            <w:r>
+              <w:t>0.6</w:t>
             </w:r>
           </w:p>
         </w:tc>
@@ -267,17 +250,17 @@
           </w:tcPr>
           <w:p>
             <w:r>
-              <w:t>0.6</w:t>
-            </w:r>
-          </w:p>
-        </w:tc>
-        <w:tc>
-          <w:tcPr>
-            <w:tcW w:type="dxa" w:w="1440"/>
-          </w:tcPr>
-          <w:p>
-            <w:r>
-              <w:t>2.3</w:t>
+              <w:t>3.0</w:t>
+            </w:r>
+          </w:p>
+        </w:tc>
+        <w:tc>
+          <w:tcPr>
+            <w:tcW w:type="dxa" w:w="1440"/>
+          </w:tcPr>
+          <w:p>
+            <w:r>
+              <w:t>2.2</w:t>
             </w:r>
           </w:p>
         </w:tc>
@@ -297,7 +280,7 @@
           </w:tcPr>
           <w:p>
             <w:r>
-              <w:t>0.6</w:t>
+              <w:t>0.7</w:t>
             </w:r>
           </w:p>
         </w:tc>
@@ -329,7 +312,7 @@
           </w:tcPr>
           <w:p>
             <w:r>
-              <w:t>0.6</w:t>
+              <w:t>4.1</w:t>
             </w:r>
           </w:p>
         </w:tc>
@@ -359,7 +342,7 @@
           </w:tcPr>
           <w:p>
             <w:r>
-              <w:t>0.7</w:t>
+              <w:t>0.8</w:t>
             </w:r>
           </w:p>
         </w:tc>
@@ -391,7 +374,7 @@
           </w:tcPr>
           <w:p>
             <w:r>
-              <w:t>0.6</w:t>
+              <w:t>1.2</w:t>
             </w:r>
           </w:p>
         </w:tc>
@@ -421,7 +404,7 @@
           </w:tcPr>
           <w:p>
             <w:r>
-              <w:t>0.7</w:t>
+              <w:t>0.8</w:t>
             </w:r>
           </w:p>
         </w:tc>
@@ -453,17 +436,17 @@
           </w:tcPr>
           <w:p>
             <w:r>
-              <w:t>0.6</w:t>
-            </w:r>
-          </w:p>
-        </w:tc>
-        <w:tc>
-          <w:tcPr>
-            <w:tcW w:type="dxa" w:w="1440"/>
-          </w:tcPr>
-          <w:p>
-            <w:r>
-              <w:t>2.4</w:t>
+              <w:t>0.7</w:t>
+            </w:r>
+          </w:p>
+        </w:tc>
+        <w:tc>
+          <w:tcPr>
+            <w:tcW w:type="dxa" w:w="1440"/>
+          </w:tcPr>
+          <w:p>
+            <w:r>
+              <w:t>2.3</w:t>
             </w:r>
           </w:p>
         </w:tc>
@@ -483,7 +466,7 @@
           </w:tcPr>
           <w:p>
             <w:r>
-              <w:t>0.7</w:t>
+              <w:t>0.8</w:t>
             </w:r>
           </w:p>
         </w:tc>
@@ -515,7 +498,7 @@
           </w:tcPr>
           <w:p>
             <w:r>
-              <w:t>0.6</w:t>
+              <w:t>0.9</w:t>
             </w:r>
           </w:p>
         </w:tc>
@@ -535,17 +518,17 @@
           </w:tcPr>
           <w:p>
             <w:r>
-              <w:t>1.9</w:t>
-            </w:r>
-          </w:p>
-        </w:tc>
-        <w:tc>
-          <w:tcPr>
-            <w:tcW w:type="dxa" w:w="1440"/>
-          </w:tcPr>
-          <w:p>
-            <w:r>
-              <w:t>0.7</w:t>
+              <w:t>1.8</w:t>
+            </w:r>
+          </w:p>
+        </w:tc>
+        <w:tc>
+          <w:tcPr>
+            <w:tcW w:type="dxa" w:w="1440"/>
+          </w:tcPr>
+          <w:p>
+            <w:r>
+              <w:t>0.8</w:t>
             </w:r>
           </w:p>
         </w:tc>
@@ -577,7 +560,7 @@
           </w:tcPr>
           <w:p>
             <w:r>
-              <w:t>0.7</w:t>
+              <w:t>2.8</w:t>
             </w:r>
           </w:p>
         </w:tc>
@@ -597,17 +580,17 @@
           </w:tcPr>
           <w:p>
             <w:r>
-              <w:t>2.0</w:t>
-            </w:r>
-          </w:p>
-        </w:tc>
-        <w:tc>
-          <w:tcPr>
-            <w:tcW w:type="dxa" w:w="1440"/>
-          </w:tcPr>
-          <w:p>
-            <w:r>
-              <w:t>0.7</w:t>
+              <w:t>1.9</w:t>
+            </w:r>
+          </w:p>
+        </w:tc>
+        <w:tc>
+          <w:tcPr>
+            <w:tcW w:type="dxa" w:w="1440"/>
+          </w:tcPr>
+          <w:p>
+            <w:r>
+              <w:t>0.8</w:t>
             </w:r>
           </w:p>
         </w:tc>
@@ -639,7 +622,7 @@
           </w:tcPr>
           <w:p>
             <w:r>
-              <w:t>0.6</w:t>
+              <w:t>0.7</w:t>
             </w:r>
           </w:p>
         </w:tc>
@@ -701,17 +684,17 @@
           </w:tcPr>
           <w:p>
             <w:r>
-              <w:t>2.0</w:t>
-            </w:r>
-          </w:p>
-        </w:tc>
-        <w:tc>
-          <w:tcPr>
-            <w:tcW w:type="dxa" w:w="1440"/>
-          </w:tcPr>
-          <w:p>
-            <w:r>
-              <w:t>6.3</w:t>
+              <w:t>4.9</w:t>
+            </w:r>
+          </w:p>
+        </w:tc>
+        <w:tc>
+          <w:tcPr>
+            <w:tcW w:type="dxa" w:w="1440"/>
+          </w:tcPr>
+          <w:p>
+            <w:r>
+              <w:t>6.4</w:t>
             </w:r>
           </w:p>
         </w:tc>
@@ -731,7 +714,7 @@
           </w:tcPr>
           <w:p>
             <w:r>
-              <w:t>0.8</w:t>
+              <w:t>0.9</w:t>
             </w:r>
           </w:p>
         </w:tc>
@@ -763,37 +746,37 @@
           </w:tcPr>
           <w:p>
             <w:r>
+              <w:t>3.7</w:t>
+            </w:r>
+          </w:p>
+        </w:tc>
+        <w:tc>
+          <w:tcPr>
+            <w:tcW w:type="dxa" w:w="1440"/>
+          </w:tcPr>
+          <w:p>
+            <w:r>
+              <w:t>3.0</w:t>
+            </w:r>
+          </w:p>
+        </w:tc>
+        <w:tc>
+          <w:tcPr>
+            <w:tcW w:type="dxa" w:w="1440"/>
+          </w:tcPr>
+          <w:p>
+            <w:r>
+              <w:t>5.8</w:t>
+            </w:r>
+          </w:p>
+        </w:tc>
+        <w:tc>
+          <w:tcPr>
+            <w:tcW w:type="dxa" w:w="1440"/>
+          </w:tcPr>
+          <w:p>
+            <w:r>
               <w:t>1.0</w:t>
-            </w:r>
-          </w:p>
-        </w:tc>
-        <w:tc>
-          <w:tcPr>
-            <w:tcW w:type="dxa" w:w="1440"/>
-          </w:tcPr>
-          <w:p>
-            <w:r>
-              <w:t>3.0</w:t>
-            </w:r>
-          </w:p>
-        </w:tc>
-        <w:tc>
-          <w:tcPr>
-            <w:tcW w:type="dxa" w:w="1440"/>
-          </w:tcPr>
-          <w:p>
-            <w:r>
-              <w:t>5.8</w:t>
-            </w:r>
-          </w:p>
-        </w:tc>
-        <w:tc>
-          <w:tcPr>
-            <w:tcW w:type="dxa" w:w="1440"/>
-          </w:tcPr>
-          <w:p>
-            <w:r>
-              <w:t>0.9</w:t>
             </w:r>
           </w:p>
         </w:tc>
@@ -825,37 +808,37 @@
           </w:tcPr>
           <w:p>
             <w:r>
-              <w:t>4.4</w:t>
-            </w:r>
-          </w:p>
-        </w:tc>
-        <w:tc>
-          <w:tcPr>
-            <w:tcW w:type="dxa" w:w="1440"/>
-          </w:tcPr>
-          <w:p>
-            <w:r>
-              <w:t>7.7</w:t>
-            </w:r>
-          </w:p>
-        </w:tc>
-        <w:tc>
-          <w:tcPr>
-            <w:tcW w:type="dxa" w:w="1440"/>
-          </w:tcPr>
-          <w:p>
-            <w:r>
-              <w:t>8.0</w:t>
-            </w:r>
-          </w:p>
-        </w:tc>
-        <w:tc>
-          <w:tcPr>
-            <w:tcW w:type="dxa" w:w="1440"/>
-          </w:tcPr>
-          <w:p>
-            <w:r>
-              <w:t>1.7</w:t>
+              <w:t>5.5</w:t>
+            </w:r>
+          </w:p>
+        </w:tc>
+        <w:tc>
+          <w:tcPr>
+            <w:tcW w:type="dxa" w:w="1440"/>
+          </w:tcPr>
+          <w:p>
+            <w:r>
+              <w:t>7.6</w:t>
+            </w:r>
+          </w:p>
+        </w:tc>
+        <w:tc>
+          <w:tcPr>
+            <w:tcW w:type="dxa" w:w="1440"/>
+          </w:tcPr>
+          <w:p>
+            <w:r>
+              <w:t>8.8</w:t>
+            </w:r>
+          </w:p>
+        </w:tc>
+        <w:tc>
+          <w:tcPr>
+            <w:tcW w:type="dxa" w:w="1440"/>
+          </w:tcPr>
+          <w:p>
+            <w:r>
+              <w:t>2.4</w:t>
             </w:r>
           </w:p>
         </w:tc>
@@ -887,7 +870,7 @@
           </w:tcPr>
           <w:p>
             <w:r>
-              <w:t>0.8</w:t>
+              <w:t>1.2</w:t>
             </w:r>
           </w:p>
         </w:tc>
@@ -917,7 +900,7 @@
           </w:tcPr>
           <w:p>
             <w:r>
-              <w:t>0.8</w:t>
+              <w:t>0.9</w:t>
             </w:r>
           </w:p>
         </w:tc>
@@ -949,37 +932,37 @@
           </w:tcPr>
           <w:p>
             <w:r>
-              <w:t>7.0</w:t>
-            </w:r>
-          </w:p>
-        </w:tc>
-        <w:tc>
-          <w:tcPr>
-            <w:tcW w:type="dxa" w:w="1440"/>
-          </w:tcPr>
-          <w:p>
-            <w:r>
-              <w:t>7.9</w:t>
-            </w:r>
-          </w:p>
-        </w:tc>
-        <w:tc>
-          <w:tcPr>
-            <w:tcW w:type="dxa" w:w="1440"/>
-          </w:tcPr>
-          <w:p>
-            <w:r>
-              <w:t>9.6</w:t>
-            </w:r>
-          </w:p>
-        </w:tc>
-        <w:tc>
-          <w:tcPr>
-            <w:tcW w:type="dxa" w:w="1440"/>
-          </w:tcPr>
-          <w:p>
-            <w:r>
-              <w:t>3.9</w:t>
+              <w:t>6.6</w:t>
+            </w:r>
+          </w:p>
+        </w:tc>
+        <w:tc>
+          <w:tcPr>
+            <w:tcW w:type="dxa" w:w="1440"/>
+          </w:tcPr>
+          <w:p>
+            <w:r>
+              <w:t>8.0</w:t>
+            </w:r>
+          </w:p>
+        </w:tc>
+        <w:tc>
+          <w:tcPr>
+            <w:tcW w:type="dxa" w:w="1440"/>
+          </w:tcPr>
+          <w:p>
+            <w:r>
+              <w:t>9.7</w:t>
+            </w:r>
+          </w:p>
+        </w:tc>
+        <w:tc>
+          <w:tcPr>
+            <w:tcW w:type="dxa" w:w="1440"/>
+          </w:tcPr>
+          <w:p>
+            <w:r>
+              <w:t>4.1</w:t>
             </w:r>
           </w:p>
         </w:tc>
@@ -1009,7 +992,7 @@
           </w:tcPr>
           <w:p>
             <w:r>
-              <w:t>1.27</w:t>
+              <w:t>0.78</w:t>
             </w:r>
           </w:p>
         </w:tc>
@@ -1029,17 +1012,17 @@
           </w:tcPr>
           <w:p>
             <w:r>
-              <w:t>0.84</w:t>
-            </w:r>
-          </w:p>
-        </w:tc>
-        <w:tc>
-          <w:tcPr>
-            <w:tcW w:type="dxa" w:w="1440"/>
-          </w:tcPr>
-          <w:p>
-            <w:r>
               <w:t>0.87</w:t>
+            </w:r>
+          </w:p>
+        </w:tc>
+        <w:tc>
+          <w:tcPr>
+            <w:tcW w:type="dxa" w:w="1440"/>
+          </w:tcPr>
+          <w:p>
+            <w:r>
+              <w:t>0.83</w:t>
             </w:r>
           </w:p>
         </w:tc>
@@ -1091,31 +1074,28 @@
         <w:pStyle w:val="Heading1"/>
       </w:pPr>
       <w:r>
-        <w:t>Objective 2: Traffic Flow Efficiency</w:t>
+        <w:t>Objective 2: Traffic Flow Efficiency (MIN FLOW)</w:t>
+      </w:r>
+    </w:p>
+    <w:p>
+      <w:pPr>
+        <w:pStyle w:val="Heading1"/>
+      </w:pPr>
+      <w:r>
+        <w:t>Objective 3: Signal Plan Phase Allocation (MIN FLOW)</w:t>
+      </w:r>
+    </w:p>
+    <w:p>
+      <w:pPr>
+        <w:pStyle w:val="Heading1"/>
+      </w:pPr>
+      <w:r>
+        <w:t>Objective 1: Scalability Assessment (AVG FLOW)</w:t>
       </w:r>
     </w:p>
     <w:p>
       <w:r>
-        <w:t>This section compares traffic signal plans across key operational metrics:</w:t>
-        <w:br/>
-        <w:t>- Average Delay Time (s)</w:t>
-        <w:br/>
-        <w:t>- Average Waiting Time (s)</w:t>
-        <w:br/>
-        <w:t>- Average Number of Stops</w:t>
-        <w:br/>
-        <w:t>- Average Travel Time (s)</w:t>
-        <w:br/>
-        <w:br/>
-        <w:t>Interpretation:</w:t>
-        <w:br/>
-        <w:t>- Lower values across all metrics generally indicate smoother traffic flow.</w:t>
-        <w:br/>
-        <w:t>- A signal plan with low delay but high stops may be overly restrictive.</w:t>
-        <w:br/>
-        <w:t>- A plan with lower travel time but higher waiting time may prioritize certain movements.</w:t>
-        <w:br/>
-        <w:t>- These charts help identify which signal plan provides the best overall efficiency.</w:t>
+        <w:t>This section evaluates the intersection under AVG FLOW traffic demand.</w:t>
       </w:r>
     </w:p>
     <w:tbl>
@@ -1125,58 +1105,71 @@
         <w:tblLook w:firstColumn="1" w:firstRow="1" w:lastColumn="0" w:lastRow="0" w:noHBand="0" w:noVBand="1" w:val="04A0"/>
       </w:tblPr>
       <w:tblGrid>
-        <w:gridCol w:w="1728"/>
-        <w:gridCol w:w="1728"/>
-        <w:gridCol w:w="1728"/>
-        <w:gridCol w:w="1728"/>
-        <w:gridCol w:w="1728"/>
+        <w:gridCol w:w="1440"/>
+        <w:gridCol w:w="1440"/>
+        <w:gridCol w:w="1440"/>
+        <w:gridCol w:w="1440"/>
+        <w:gridCol w:w="1440"/>
+        <w:gridCol w:w="1440"/>
       </w:tblGrid>
       <w:tr>
         <w:tc>
           <w:tcPr>
-            <w:tcW w:type="dxa" w:w="1728"/>
-          </w:tcPr>
-          <w:p>
-            <w:r/>
-          </w:p>
-        </w:tc>
-        <w:tc>
-          <w:tcPr>
-            <w:tcW w:type="dxa" w:w="1728"/>
-          </w:tcPr>
-          <w:p>
-            <w:r>
-              <w:t>ORIGINAL CONFIG</w:t>
-            </w:r>
-          </w:p>
-        </w:tc>
-        <w:tc>
-          <w:tcPr>
-            <w:tcW w:type="dxa" w:w="1728"/>
-          </w:tcPr>
-          <w:p>
-            <w:r>
-              <w:t>PSO</w:t>
-            </w:r>
-          </w:p>
-        </w:tc>
-        <w:tc>
-          <w:tcPr>
-            <w:tcW w:type="dxa" w:w="1728"/>
-          </w:tcPr>
-          <w:p>
-            <w:r>
-              <w:t>WEBSTER BASELINE</w:t>
-            </w:r>
-          </w:p>
-        </w:tc>
-        <w:tc>
-          <w:tcPr>
-            <w:tcW w:type="dxa" w:w="1728"/>
-          </w:tcPr>
-          <w:p>
-            <w:r>
-              <w:t>GA ENHANCED</w:t>
+            <w:tcW w:type="dxa" w:w="1440"/>
+          </w:tcPr>
+          <w:p>
+            <w:r>
+              <w:t>Scenario</w:t>
+            </w:r>
+          </w:p>
+        </w:tc>
+        <w:tc>
+          <w:tcPr>
+            <w:tcW w:type="dxa" w:w="1440"/>
+          </w:tcPr>
+          <w:p>
+            <w:r>
+              <w:t>Total Vehicles</w:t>
+            </w:r>
+          </w:p>
+        </w:tc>
+        <w:tc>
+          <w:tcPr>
+            <w:tcW w:type="dxa" w:w="1440"/>
+          </w:tcPr>
+          <w:p>
+            <w:r>
+              <w:t>ga_enhanced</w:t>
+            </w:r>
+          </w:p>
+        </w:tc>
+        <w:tc>
+          <w:tcPr>
+            <w:tcW w:type="dxa" w:w="1440"/>
+          </w:tcPr>
+          <w:p>
+            <w:r>
+              <w:t>original</w:t>
+            </w:r>
+          </w:p>
+        </w:tc>
+        <w:tc>
+          <w:tcPr>
+            <w:tcW w:type="dxa" w:w="1440"/>
+          </w:tcPr>
+          <w:p>
+            <w:r>
+              <w:t>pso</w:t>
+            </w:r>
+          </w:p>
+        </w:tc>
+        <w:tc>
+          <w:tcPr>
+            <w:tcW w:type="dxa" w:w="1440"/>
+          </w:tcPr>
+          <w:p>
+            <w:r>
+              <w:t>websters_baseline</w:t>
             </w:r>
           </w:p>
         </w:tc>
@@ -1184,51 +1177,61 @@
       <w:tr>
         <w:tc>
           <w:tcPr>
-            <w:tcW w:type="dxa" w:w="1728"/>
-          </w:tcPr>
-          <w:p>
-            <w:r>
-              <w:t>Average Delay Time (s)</w:t>
-            </w:r>
-          </w:p>
-        </w:tc>
-        <w:tc>
-          <w:tcPr>
-            <w:tcW w:type="dxa" w:w="1728"/>
-          </w:tcPr>
-          <w:p>
-            <w:r>
-              <w:t>33.0</w:t>
-            </w:r>
-          </w:p>
-        </w:tc>
-        <w:tc>
-          <w:tcPr>
-            <w:tcW w:type="dxa" w:w="1728"/>
-          </w:tcPr>
-          <w:p>
-            <w:r>
-              <w:t>27.9</w:t>
-            </w:r>
-          </w:p>
-        </w:tc>
-        <w:tc>
-          <w:tcPr>
-            <w:tcW w:type="dxa" w:w="1728"/>
-          </w:tcPr>
-          <w:p>
-            <w:r>
-              <w:t>15.5</w:t>
-            </w:r>
-          </w:p>
-        </w:tc>
-        <w:tc>
-          <w:tcPr>
-            <w:tcW w:type="dxa" w:w="1728"/>
-          </w:tcPr>
-          <w:p>
-            <w:r>
-              <w:t>15.0</w:t>
+            <w:tcW w:type="dxa" w:w="1440"/>
+          </w:tcPr>
+          <w:p>
+            <w:r>
+              <w:t>Scenario 1</w:t>
+            </w:r>
+          </w:p>
+        </w:tc>
+        <w:tc>
+          <w:tcPr>
+            <w:tcW w:type="dxa" w:w="1440"/>
+          </w:tcPr>
+          <w:p>
+            <w:r>
+              <w:t>1392</w:t>
+            </w:r>
+          </w:p>
+        </w:tc>
+        <w:tc>
+          <w:tcPr>
+            <w:tcW w:type="dxa" w:w="1440"/>
+          </w:tcPr>
+          <w:p>
+            <w:r>
+              <w:t>0.3</w:t>
+            </w:r>
+          </w:p>
+        </w:tc>
+        <w:tc>
+          <w:tcPr>
+            <w:tcW w:type="dxa" w:w="1440"/>
+          </w:tcPr>
+          <w:p>
+            <w:r>
+              <w:t>1.1</w:t>
+            </w:r>
+          </w:p>
+        </w:tc>
+        <w:tc>
+          <w:tcPr>
+            <w:tcW w:type="dxa" w:w="1440"/>
+          </w:tcPr>
+          <w:p>
+            <w:r>
+              <w:t>0.9</w:t>
+            </w:r>
+          </w:p>
+        </w:tc>
+        <w:tc>
+          <w:tcPr>
+            <w:tcW w:type="dxa" w:w="1440"/>
+          </w:tcPr>
+          <w:p>
+            <w:r>
+              <w:t>0.3</w:t>
             </w:r>
           </w:p>
         </w:tc>
@@ -1236,51 +1239,61 @@
       <w:tr>
         <w:tc>
           <w:tcPr>
-            <w:tcW w:type="dxa" w:w="1728"/>
-          </w:tcPr>
-          <w:p>
-            <w:r>
-              <w:t>Average Waiting Time (s)</w:t>
-            </w:r>
-          </w:p>
-        </w:tc>
-        <w:tc>
-          <w:tcPr>
-            <w:tcW w:type="dxa" w:w="1728"/>
-          </w:tcPr>
-          <w:p>
-            <w:r>
-              <w:t>22.2</w:t>
-            </w:r>
-          </w:p>
-        </w:tc>
-        <w:tc>
-          <w:tcPr>
-            <w:tcW w:type="dxa" w:w="1728"/>
-          </w:tcPr>
-          <w:p>
-            <w:r>
-              <w:t>17.3</w:t>
-            </w:r>
-          </w:p>
-        </w:tc>
-        <w:tc>
-          <w:tcPr>
-            <w:tcW w:type="dxa" w:w="1728"/>
-          </w:tcPr>
-          <w:p>
-            <w:r>
-              <w:t>6.3</w:t>
-            </w:r>
-          </w:p>
-        </w:tc>
-        <w:tc>
-          <w:tcPr>
-            <w:tcW w:type="dxa" w:w="1728"/>
-          </w:tcPr>
-          <w:p>
-            <w:r>
-              <w:t>5.6</w:t>
+            <w:tcW w:type="dxa" w:w="1440"/>
+          </w:tcPr>
+          <w:p>
+            <w:r>
+              <w:t>Scenario 2</w:t>
+            </w:r>
+          </w:p>
+        </w:tc>
+        <w:tc>
+          <w:tcPr>
+            <w:tcW w:type="dxa" w:w="1440"/>
+          </w:tcPr>
+          <w:p>
+            <w:r>
+              <w:t>2031</w:t>
+            </w:r>
+          </w:p>
+        </w:tc>
+        <w:tc>
+          <w:tcPr>
+            <w:tcW w:type="dxa" w:w="1440"/>
+          </w:tcPr>
+          <w:p>
+            <w:r>
+              <w:t>0.5</w:t>
+            </w:r>
+          </w:p>
+        </w:tc>
+        <w:tc>
+          <w:tcPr>
+            <w:tcW w:type="dxa" w:w="1440"/>
+          </w:tcPr>
+          <w:p>
+            <w:r>
+              <w:t>1.8</w:t>
+            </w:r>
+          </w:p>
+        </w:tc>
+        <w:tc>
+          <w:tcPr>
+            <w:tcW w:type="dxa" w:w="1440"/>
+          </w:tcPr>
+          <w:p>
+            <w:r>
+              <w:t>1.5</w:t>
+            </w:r>
+          </w:p>
+        </w:tc>
+        <w:tc>
+          <w:tcPr>
+            <w:tcW w:type="dxa" w:w="1440"/>
+          </w:tcPr>
+          <w:p>
+            <w:r>
+              <w:t>0.6</w:t>
             </w:r>
           </w:p>
         </w:tc>
@@ -1288,17 +1301,27 @@
       <w:tr>
         <w:tc>
           <w:tcPr>
-            <w:tcW w:type="dxa" w:w="1728"/>
-          </w:tcPr>
-          <w:p>
-            <w:r>
-              <w:t>Average Stops</w:t>
-            </w:r>
-          </w:p>
-        </w:tc>
-        <w:tc>
-          <w:tcPr>
-            <w:tcW w:type="dxa" w:w="1728"/>
+            <w:tcW w:type="dxa" w:w="1440"/>
+          </w:tcPr>
+          <w:p>
+            <w:r>
+              <w:t>Scenario 3</w:t>
+            </w:r>
+          </w:p>
+        </w:tc>
+        <w:tc>
+          <w:tcPr>
+            <w:tcW w:type="dxa" w:w="1440"/>
+          </w:tcPr>
+          <w:p>
+            <w:r>
+              <w:t>2186</w:t>
+            </w:r>
+          </w:p>
+        </w:tc>
+        <w:tc>
+          <w:tcPr>
+            <w:tcW w:type="dxa" w:w="1440"/>
           </w:tcPr>
           <w:p>
             <w:r>
@@ -1308,31 +1331,31 @@
         </w:tc>
         <w:tc>
           <w:tcPr>
-            <w:tcW w:type="dxa" w:w="1728"/>
-          </w:tcPr>
-          <w:p>
-            <w:r>
-              <w:t>0.6</w:t>
-            </w:r>
-          </w:p>
-        </w:tc>
-        <w:tc>
-          <w:tcPr>
-            <w:tcW w:type="dxa" w:w="1728"/>
-          </w:tcPr>
-          <w:p>
-            <w:r>
-              <w:t>0.5</w:t>
-            </w:r>
-          </w:p>
-        </w:tc>
-        <w:tc>
-          <w:tcPr>
-            <w:tcW w:type="dxa" w:w="1728"/>
-          </w:tcPr>
-          <w:p>
-            <w:r>
-              <w:t>0.5</w:t>
+            <w:tcW w:type="dxa" w:w="1440"/>
+          </w:tcPr>
+          <w:p>
+            <w:r>
+              <w:t>2.3</w:t>
+            </w:r>
+          </w:p>
+        </w:tc>
+        <w:tc>
+          <w:tcPr>
+            <w:tcW w:type="dxa" w:w="1440"/>
+          </w:tcPr>
+          <w:p>
+            <w:r>
+              <w:t>1.7</w:t>
+            </w:r>
+          </w:p>
+        </w:tc>
+        <w:tc>
+          <w:tcPr>
+            <w:tcW w:type="dxa" w:w="1440"/>
+          </w:tcPr>
+          <w:p>
+            <w:r>
+              <w:t>0.7</w:t>
             </w:r>
           </w:p>
         </w:tc>
@@ -1340,51 +1363,741 @@
       <w:tr>
         <w:tc>
           <w:tcPr>
-            <w:tcW w:type="dxa" w:w="1728"/>
-          </w:tcPr>
-          <w:p>
-            <w:r>
-              <w:t>Average Travel Time (s)</w:t>
-            </w:r>
-          </w:p>
-        </w:tc>
-        <w:tc>
-          <w:tcPr>
-            <w:tcW w:type="dxa" w:w="1728"/>
-          </w:tcPr>
-          <w:p>
-            <w:r>
-              <w:t>67.2</w:t>
-            </w:r>
-          </w:p>
-        </w:tc>
-        <w:tc>
-          <w:tcPr>
-            <w:tcW w:type="dxa" w:w="1728"/>
-          </w:tcPr>
-          <w:p>
-            <w:r>
-              <w:t>62.0</w:t>
-            </w:r>
-          </w:p>
-        </w:tc>
-        <w:tc>
-          <w:tcPr>
-            <w:tcW w:type="dxa" w:w="1728"/>
-          </w:tcPr>
-          <w:p>
-            <w:r>
-              <w:t>49.6</w:t>
-            </w:r>
-          </w:p>
-        </w:tc>
-        <w:tc>
-          <w:tcPr>
-            <w:tcW w:type="dxa" w:w="1728"/>
-          </w:tcPr>
-          <w:p>
-            <w:r>
-              <w:t>49.1</w:t>
+            <w:tcW w:type="dxa" w:w="1440"/>
+          </w:tcPr>
+          <w:p>
+            <w:r>
+              <w:t>Scenario 4</w:t>
+            </w:r>
+          </w:p>
+        </w:tc>
+        <w:tc>
+          <w:tcPr>
+            <w:tcW w:type="dxa" w:w="1440"/>
+          </w:tcPr>
+          <w:p>
+            <w:r>
+              <w:t>2252</w:t>
+            </w:r>
+          </w:p>
+        </w:tc>
+        <w:tc>
+          <w:tcPr>
+            <w:tcW w:type="dxa" w:w="1440"/>
+          </w:tcPr>
+          <w:p>
+            <w:r>
+              <w:t>0.7</w:t>
+            </w:r>
+          </w:p>
+        </w:tc>
+        <w:tc>
+          <w:tcPr>
+            <w:tcW w:type="dxa" w:w="1440"/>
+          </w:tcPr>
+          <w:p>
+            <w:r>
+              <w:t>2.4</w:t>
+            </w:r>
+          </w:p>
+        </w:tc>
+        <w:tc>
+          <w:tcPr>
+            <w:tcW w:type="dxa" w:w="1440"/>
+          </w:tcPr>
+          <w:p>
+            <w:r>
+              <w:t>1.9</w:t>
+            </w:r>
+          </w:p>
+        </w:tc>
+        <w:tc>
+          <w:tcPr>
+            <w:tcW w:type="dxa" w:w="1440"/>
+          </w:tcPr>
+          <w:p>
+            <w:r>
+              <w:t>0.8</w:t>
+            </w:r>
+          </w:p>
+        </w:tc>
+      </w:tr>
+      <w:tr>
+        <w:tc>
+          <w:tcPr>
+            <w:tcW w:type="dxa" w:w="1440"/>
+          </w:tcPr>
+          <w:p>
+            <w:r>
+              <w:t>Scenario 5</w:t>
+            </w:r>
+          </w:p>
+        </w:tc>
+        <w:tc>
+          <w:tcPr>
+            <w:tcW w:type="dxa" w:w="1440"/>
+          </w:tcPr>
+          <w:p>
+            <w:r>
+              <w:t>2256</w:t>
+            </w:r>
+          </w:p>
+        </w:tc>
+        <w:tc>
+          <w:tcPr>
+            <w:tcW w:type="dxa" w:w="1440"/>
+          </w:tcPr>
+          <w:p>
+            <w:r>
+              <w:t>0.6</w:t>
+            </w:r>
+          </w:p>
+        </w:tc>
+        <w:tc>
+          <w:tcPr>
+            <w:tcW w:type="dxa" w:w="1440"/>
+          </w:tcPr>
+          <w:p>
+            <w:r>
+              <w:t>2.3</w:t>
+            </w:r>
+          </w:p>
+        </w:tc>
+        <w:tc>
+          <w:tcPr>
+            <w:tcW w:type="dxa" w:w="1440"/>
+          </w:tcPr>
+          <w:p>
+            <w:r>
+              <w:t>1.8</w:t>
+            </w:r>
+          </w:p>
+        </w:tc>
+        <w:tc>
+          <w:tcPr>
+            <w:tcW w:type="dxa" w:w="1440"/>
+          </w:tcPr>
+          <w:p>
+            <w:r>
+              <w:t>0.7</w:t>
+            </w:r>
+          </w:p>
+        </w:tc>
+      </w:tr>
+      <w:tr>
+        <w:tc>
+          <w:tcPr>
+            <w:tcW w:type="dxa" w:w="1440"/>
+          </w:tcPr>
+          <w:p>
+            <w:r>
+              <w:t>Scenario 6</w:t>
+            </w:r>
+          </w:p>
+        </w:tc>
+        <w:tc>
+          <w:tcPr>
+            <w:tcW w:type="dxa" w:w="1440"/>
+          </w:tcPr>
+          <w:p>
+            <w:r>
+              <w:t>2331</w:t>
+            </w:r>
+          </w:p>
+        </w:tc>
+        <w:tc>
+          <w:tcPr>
+            <w:tcW w:type="dxa" w:w="1440"/>
+          </w:tcPr>
+          <w:p>
+            <w:r>
+              <w:t>0.6</w:t>
+            </w:r>
+          </w:p>
+        </w:tc>
+        <w:tc>
+          <w:tcPr>
+            <w:tcW w:type="dxa" w:w="1440"/>
+          </w:tcPr>
+          <w:p>
+            <w:r>
+              <w:t>2.3</w:t>
+            </w:r>
+          </w:p>
+        </w:tc>
+        <w:tc>
+          <w:tcPr>
+            <w:tcW w:type="dxa" w:w="1440"/>
+          </w:tcPr>
+          <w:p>
+            <w:r>
+              <w:t>1.8</w:t>
+            </w:r>
+          </w:p>
+        </w:tc>
+        <w:tc>
+          <w:tcPr>
+            <w:tcW w:type="dxa" w:w="1440"/>
+          </w:tcPr>
+          <w:p>
+            <w:r>
+              <w:t>0.8</w:t>
+            </w:r>
+          </w:p>
+        </w:tc>
+      </w:tr>
+      <w:tr>
+        <w:tc>
+          <w:tcPr>
+            <w:tcW w:type="dxa" w:w="1440"/>
+          </w:tcPr>
+          <w:p>
+            <w:r>
+              <w:t>Scenario 7</w:t>
+            </w:r>
+          </w:p>
+        </w:tc>
+        <w:tc>
+          <w:tcPr>
+            <w:tcW w:type="dxa" w:w="1440"/>
+          </w:tcPr>
+          <w:p>
+            <w:r>
+              <w:t>2335</w:t>
+            </w:r>
+          </w:p>
+        </w:tc>
+        <w:tc>
+          <w:tcPr>
+            <w:tcW w:type="dxa" w:w="1440"/>
+          </w:tcPr>
+          <w:p>
+            <w:r>
+              <w:t>0.6</w:t>
+            </w:r>
+          </w:p>
+        </w:tc>
+        <w:tc>
+          <w:tcPr>
+            <w:tcW w:type="dxa" w:w="1440"/>
+          </w:tcPr>
+          <w:p>
+            <w:r>
+              <w:t>2.4</w:t>
+            </w:r>
+          </w:p>
+        </w:tc>
+        <w:tc>
+          <w:tcPr>
+            <w:tcW w:type="dxa" w:w="1440"/>
+          </w:tcPr>
+          <w:p>
+            <w:r>
+              <w:t>1.8</w:t>
+            </w:r>
+          </w:p>
+        </w:tc>
+        <w:tc>
+          <w:tcPr>
+            <w:tcW w:type="dxa" w:w="1440"/>
+          </w:tcPr>
+          <w:p>
+            <w:r>
+              <w:t>0.8</w:t>
+            </w:r>
+          </w:p>
+        </w:tc>
+      </w:tr>
+      <w:tr>
+        <w:tc>
+          <w:tcPr>
+            <w:tcW w:type="dxa" w:w="1440"/>
+          </w:tcPr>
+          <w:p>
+            <w:r>
+              <w:t>Scenario 8</w:t>
+            </w:r>
+          </w:p>
+        </w:tc>
+        <w:tc>
+          <w:tcPr>
+            <w:tcW w:type="dxa" w:w="1440"/>
+          </w:tcPr>
+          <w:p>
+            <w:r>
+              <w:t>2342</w:t>
+            </w:r>
+          </w:p>
+        </w:tc>
+        <w:tc>
+          <w:tcPr>
+            <w:tcW w:type="dxa" w:w="1440"/>
+          </w:tcPr>
+          <w:p>
+            <w:r>
+              <w:t>0.7</w:t>
+            </w:r>
+          </w:p>
+        </w:tc>
+        <w:tc>
+          <w:tcPr>
+            <w:tcW w:type="dxa" w:w="1440"/>
+          </w:tcPr>
+          <w:p>
+            <w:r>
+              <w:t>2.5</w:t>
+            </w:r>
+          </w:p>
+        </w:tc>
+        <w:tc>
+          <w:tcPr>
+            <w:tcW w:type="dxa" w:w="1440"/>
+          </w:tcPr>
+          <w:p>
+            <w:r>
+              <w:t>1.9</w:t>
+            </w:r>
+          </w:p>
+        </w:tc>
+        <w:tc>
+          <w:tcPr>
+            <w:tcW w:type="dxa" w:w="1440"/>
+          </w:tcPr>
+          <w:p>
+            <w:r>
+              <w:t>0.8</w:t>
+            </w:r>
+          </w:p>
+        </w:tc>
+      </w:tr>
+      <w:tr>
+        <w:tc>
+          <w:tcPr>
+            <w:tcW w:type="dxa" w:w="1440"/>
+          </w:tcPr>
+          <w:p>
+            <w:r>
+              <w:t>Scenario 9</w:t>
+            </w:r>
+          </w:p>
+        </w:tc>
+        <w:tc>
+          <w:tcPr>
+            <w:tcW w:type="dxa" w:w="1440"/>
+          </w:tcPr>
+          <w:p>
+            <w:r>
+              <w:t>2508</w:t>
+            </w:r>
+          </w:p>
+        </w:tc>
+        <w:tc>
+          <w:tcPr>
+            <w:tcW w:type="dxa" w:w="1440"/>
+          </w:tcPr>
+          <w:p>
+            <w:r>
+              <w:t>0.6</w:t>
+            </w:r>
+          </w:p>
+        </w:tc>
+        <w:tc>
+          <w:tcPr>
+            <w:tcW w:type="dxa" w:w="1440"/>
+          </w:tcPr>
+          <w:p>
+            <w:r>
+              <w:t>2.3</w:t>
+            </w:r>
+          </w:p>
+        </w:tc>
+        <w:tc>
+          <w:tcPr>
+            <w:tcW w:type="dxa" w:w="1440"/>
+          </w:tcPr>
+          <w:p>
+            <w:r>
+              <w:t>1.8</w:t>
+            </w:r>
+          </w:p>
+        </w:tc>
+        <w:tc>
+          <w:tcPr>
+            <w:tcW w:type="dxa" w:w="1440"/>
+          </w:tcPr>
+          <w:p>
+            <w:r>
+              <w:t>0.7</w:t>
+            </w:r>
+          </w:p>
+        </w:tc>
+      </w:tr>
+      <w:tr>
+        <w:tc>
+          <w:tcPr>
+            <w:tcW w:type="dxa" w:w="1440"/>
+          </w:tcPr>
+          <w:p>
+            <w:r>
+              <w:t>Scenario 10</w:t>
+            </w:r>
+          </w:p>
+        </w:tc>
+        <w:tc>
+          <w:tcPr>
+            <w:tcW w:type="dxa" w:w="1440"/>
+          </w:tcPr>
+          <w:p>
+            <w:r>
+              <w:t>2543</w:t>
+            </w:r>
+          </w:p>
+        </w:tc>
+        <w:tc>
+          <w:tcPr>
+            <w:tcW w:type="dxa" w:w="1440"/>
+          </w:tcPr>
+          <w:p>
+            <w:r>
+              <w:t>1.0</w:t>
+            </w:r>
+          </w:p>
+        </w:tc>
+        <w:tc>
+          <w:tcPr>
+            <w:tcW w:type="dxa" w:w="1440"/>
+          </w:tcPr>
+          <w:p>
+            <w:r>
+              <w:t>6.4</w:t>
+            </w:r>
+          </w:p>
+        </w:tc>
+        <w:tc>
+          <w:tcPr>
+            <w:tcW w:type="dxa" w:w="1440"/>
+          </w:tcPr>
+          <w:p>
+            <w:r>
+              <w:t>2.2</w:t>
+            </w:r>
+          </w:p>
+        </w:tc>
+        <w:tc>
+          <w:tcPr>
+            <w:tcW w:type="dxa" w:w="1440"/>
+          </w:tcPr>
+          <w:p>
+            <w:r>
+              <w:t>0.9</w:t>
+            </w:r>
+          </w:p>
+        </w:tc>
+      </w:tr>
+      <w:tr>
+        <w:tc>
+          <w:tcPr>
+            <w:tcW w:type="dxa" w:w="1440"/>
+          </w:tcPr>
+          <w:p>
+            <w:r>
+              <w:t>Scenario 11</w:t>
+            </w:r>
+          </w:p>
+        </w:tc>
+        <w:tc>
+          <w:tcPr>
+            <w:tcW w:type="dxa" w:w="1440"/>
+          </w:tcPr>
+          <w:p>
+            <w:r>
+              <w:t>2657</w:t>
+            </w:r>
+          </w:p>
+        </w:tc>
+        <w:tc>
+          <w:tcPr>
+            <w:tcW w:type="dxa" w:w="1440"/>
+          </w:tcPr>
+          <w:p>
+            <w:r>
+              <w:t>1.7</w:t>
+            </w:r>
+          </w:p>
+        </w:tc>
+        <w:tc>
+          <w:tcPr>
+            <w:tcW w:type="dxa" w:w="1440"/>
+          </w:tcPr>
+          <w:p>
+            <w:r>
+              <w:t>3.0</w:t>
+            </w:r>
+          </w:p>
+        </w:tc>
+        <w:tc>
+          <w:tcPr>
+            <w:tcW w:type="dxa" w:w="1440"/>
+          </w:tcPr>
+          <w:p>
+            <w:r>
+              <w:t>5.8</w:t>
+            </w:r>
+          </w:p>
+        </w:tc>
+        <w:tc>
+          <w:tcPr>
+            <w:tcW w:type="dxa" w:w="1440"/>
+          </w:tcPr>
+          <w:p>
+            <w:r>
+              <w:t>1.1</w:t>
+            </w:r>
+          </w:p>
+        </w:tc>
+      </w:tr>
+      <w:tr>
+        <w:tc>
+          <w:tcPr>
+            <w:tcW w:type="dxa" w:w="1440"/>
+          </w:tcPr>
+          <w:p>
+            <w:r>
+              <w:t>Scenario 12</w:t>
+            </w:r>
+          </w:p>
+        </w:tc>
+        <w:tc>
+          <w:tcPr>
+            <w:tcW w:type="dxa" w:w="1440"/>
+          </w:tcPr>
+          <w:p>
+            <w:r>
+              <w:t>3094</w:t>
+            </w:r>
+          </w:p>
+        </w:tc>
+        <w:tc>
+          <w:tcPr>
+            <w:tcW w:type="dxa" w:w="1440"/>
+          </w:tcPr>
+          <w:p>
+            <w:r>
+              <w:t>4.5</w:t>
+            </w:r>
+          </w:p>
+        </w:tc>
+        <w:tc>
+          <w:tcPr>
+            <w:tcW w:type="dxa" w:w="1440"/>
+          </w:tcPr>
+          <w:p>
+            <w:r>
+              <w:t>7.6</w:t>
+            </w:r>
+          </w:p>
+        </w:tc>
+        <w:tc>
+          <w:tcPr>
+            <w:tcW w:type="dxa" w:w="1440"/>
+          </w:tcPr>
+          <w:p>
+            <w:r>
+              <w:t>8.9</w:t>
+            </w:r>
+          </w:p>
+        </w:tc>
+        <w:tc>
+          <w:tcPr>
+            <w:tcW w:type="dxa" w:w="1440"/>
+          </w:tcPr>
+          <w:p>
+            <w:r>
+              <w:t>2.9</w:t>
+            </w:r>
+          </w:p>
+        </w:tc>
+      </w:tr>
+      <w:tr>
+        <w:tc>
+          <w:tcPr>
+            <w:tcW w:type="dxa" w:w="1440"/>
+          </w:tcPr>
+          <w:p>
+            <w:r>
+              <w:t>Scenario 13</w:t>
+            </w:r>
+          </w:p>
+        </w:tc>
+        <w:tc>
+          <w:tcPr>
+            <w:tcW w:type="dxa" w:w="1440"/>
+          </w:tcPr>
+          <w:p>
+            <w:r>
+              <w:t>3171</w:t>
+            </w:r>
+          </w:p>
+        </w:tc>
+        <w:tc>
+          <w:tcPr>
+            <w:tcW w:type="dxa" w:w="1440"/>
+          </w:tcPr>
+          <w:p>
+            <w:r>
+              <w:t>0.8</w:t>
+            </w:r>
+          </w:p>
+        </w:tc>
+        <w:tc>
+          <w:tcPr>
+            <w:tcW w:type="dxa" w:w="1440"/>
+          </w:tcPr>
+          <w:p>
+            <w:r>
+              <w:t>2.9</w:t>
+            </w:r>
+          </w:p>
+        </w:tc>
+        <w:tc>
+          <w:tcPr>
+            <w:tcW w:type="dxa" w:w="1440"/>
+          </w:tcPr>
+          <w:p>
+            <w:r>
+              <w:t>2.2</w:t>
+            </w:r>
+          </w:p>
+        </w:tc>
+        <w:tc>
+          <w:tcPr>
+            <w:tcW w:type="dxa" w:w="1440"/>
+          </w:tcPr>
+          <w:p>
+            <w:r>
+              <w:t>0.9</w:t>
+            </w:r>
+          </w:p>
+        </w:tc>
+      </w:tr>
+      <w:tr>
+        <w:tc>
+          <w:tcPr>
+            <w:tcW w:type="dxa" w:w="1440"/>
+          </w:tcPr>
+          <w:p>
+            <w:r>
+              <w:t>Scenario 14</w:t>
+            </w:r>
+          </w:p>
+        </w:tc>
+        <w:tc>
+          <w:tcPr>
+            <w:tcW w:type="dxa" w:w="1440"/>
+          </w:tcPr>
+          <w:p>
+            <w:r>
+              <w:t>3509</w:t>
+            </w:r>
+          </w:p>
+        </w:tc>
+        <w:tc>
+          <w:tcPr>
+            <w:tcW w:type="dxa" w:w="1440"/>
+          </w:tcPr>
+          <w:p>
+            <w:r>
+              <w:t>7.9</w:t>
+            </w:r>
+          </w:p>
+        </w:tc>
+        <w:tc>
+          <w:tcPr>
+            <w:tcW w:type="dxa" w:w="1440"/>
+          </w:tcPr>
+          <w:p>
+            <w:r>
+              <w:t>8.0</w:t>
+            </w:r>
+          </w:p>
+        </w:tc>
+        <w:tc>
+          <w:tcPr>
+            <w:tcW w:type="dxa" w:w="1440"/>
+          </w:tcPr>
+          <w:p>
+            <w:r>
+              <w:t>9.6</w:t>
+            </w:r>
+          </w:p>
+        </w:tc>
+        <w:tc>
+          <w:tcPr>
+            <w:tcW w:type="dxa" w:w="1440"/>
+          </w:tcPr>
+          <w:p>
+            <w:r>
+              <w:t>5.8</w:t>
+            </w:r>
+          </w:p>
+        </w:tc>
+      </w:tr>
+      <w:tr>
+        <w:tc>
+          <w:tcPr>
+            <w:tcW w:type="dxa" w:w="1440"/>
+          </w:tcPr>
+          <w:p>
+            <w:r>
+              <w:t>Coefficient of Variation</w:t>
+            </w:r>
+          </w:p>
+        </w:tc>
+        <w:tc>
+          <w:tcPr>
+            <w:tcW w:type="dxa" w:w="1440"/>
+          </w:tcPr>
+          <w:p>
+            <w:r/>
+          </w:p>
+        </w:tc>
+        <w:tc>
+          <w:tcPr>
+            <w:tcW w:type="dxa" w:w="1440"/>
+          </w:tcPr>
+          <w:p>
+            <w:r>
+              <w:t>1.35</w:t>
+            </w:r>
+          </w:p>
+        </w:tc>
+        <w:tc>
+          <w:tcPr>
+            <w:tcW w:type="dxa" w:w="1440"/>
+          </w:tcPr>
+          <w:p>
+            <w:r>
+              <w:t>0.63</w:t>
+            </w:r>
+          </w:p>
+        </w:tc>
+        <w:tc>
+          <w:tcPr>
+            <w:tcW w:type="dxa" w:w="1440"/>
+          </w:tcPr>
+          <w:p>
+            <w:r>
+              <w:t>0.87</w:t>
+            </w:r>
+          </w:p>
+        </w:tc>
+        <w:tc>
+          <w:tcPr>
+            <w:tcW w:type="dxa" w:w="1440"/>
+          </w:tcPr>
+          <w:p>
+            <w:r>
+              <w:t>1.09</w:t>
             </w:r>
           </w:p>
         </w:tc>
@@ -1394,7 +2107,7 @@
       <w:r>
         <w:drawing>
           <wp:inline xmlns:a="http://schemas.openxmlformats.org/drawingml/2006/main" xmlns:pic="http://schemas.openxmlformats.org/drawingml/2006/picture">
-            <wp:extent cx="5486400" cy="3657600"/>
+            <wp:extent cx="5486400" cy="3291840"/>
             <wp:docPr id="2" name="Picture 2"/>
             <wp:cNvGraphicFramePr>
               <a:graphicFrameLocks noChangeAspect="1"/>
@@ -1403,199 +2116,11 @@
               <a:graphicData uri="http://schemas.openxmlformats.org/drawingml/2006/picture">
                 <pic:pic>
                   <pic:nvPicPr>
-                    <pic:cNvPr id="0" name="avg_delay_timeLoss_bar.png"/>
+                    <pic:cNvPr id="0" name="scalability_summary_line.png"/>
                     <pic:cNvPicPr/>
                   </pic:nvPicPr>
                   <pic:blipFill>
                     <a:blip r:embed="rId10"/>
-                    <a:stretch>
-                      <a:fillRect/>
-                    </a:stretch>
-                  </pic:blipFill>
-                  <pic:spPr>
-                    <a:xfrm>
-                      <a:off x="0" y="0"/>
-                      <a:ext cx="5486400" cy="3657600"/>
-                    </a:xfrm>
-                    <a:prstGeom prst="rect"/>
-                  </pic:spPr>
-                </pic:pic>
-              </a:graphicData>
-            </a:graphic>
-          </wp:inline>
-        </w:drawing>
-      </w:r>
-    </w:p>
-    <w:p>
-      <w:r>
-        <w:t>avg_delay_timeLoss_bar</w:t>
-      </w:r>
-    </w:p>
-    <w:p>
-      <w:r>
-        <w:drawing>
-          <wp:inline xmlns:a="http://schemas.openxmlformats.org/drawingml/2006/main" xmlns:pic="http://schemas.openxmlformats.org/drawingml/2006/picture">
-            <wp:extent cx="5486400" cy="3657600"/>
-            <wp:docPr id="3" name="Picture 3"/>
-            <wp:cNvGraphicFramePr>
-              <a:graphicFrameLocks noChangeAspect="1"/>
-            </wp:cNvGraphicFramePr>
-            <a:graphic>
-              <a:graphicData uri="http://schemas.openxmlformats.org/drawingml/2006/picture">
-                <pic:pic>
-                  <pic:nvPicPr>
-                    <pic:cNvPr id="0" name="avg_waiting_time_bar.png"/>
-                    <pic:cNvPicPr/>
-                  </pic:nvPicPr>
-                  <pic:blipFill>
-                    <a:blip r:embed="rId11"/>
-                    <a:stretch>
-                      <a:fillRect/>
-                    </a:stretch>
-                  </pic:blipFill>
-                  <pic:spPr>
-                    <a:xfrm>
-                      <a:off x="0" y="0"/>
-                      <a:ext cx="5486400" cy="3657600"/>
-                    </a:xfrm>
-                    <a:prstGeom prst="rect"/>
-                  </pic:spPr>
-                </pic:pic>
-              </a:graphicData>
-            </a:graphic>
-          </wp:inline>
-        </w:drawing>
-      </w:r>
-    </w:p>
-    <w:p>
-      <w:r>
-        <w:t>avg_waiting_time_bar</w:t>
-      </w:r>
-    </w:p>
-    <w:p>
-      <w:r>
-        <w:drawing>
-          <wp:inline xmlns:a="http://schemas.openxmlformats.org/drawingml/2006/main" xmlns:pic="http://schemas.openxmlformats.org/drawingml/2006/picture">
-            <wp:extent cx="5486400" cy="3657600"/>
-            <wp:docPr id="4" name="Picture 4"/>
-            <wp:cNvGraphicFramePr>
-              <a:graphicFrameLocks noChangeAspect="1"/>
-            </wp:cNvGraphicFramePr>
-            <a:graphic>
-              <a:graphicData uri="http://schemas.openxmlformats.org/drawingml/2006/picture">
-                <pic:pic>
-                  <pic:nvPicPr>
-                    <pic:cNvPr id="0" name="avg_stops_bar.png"/>
-                    <pic:cNvPicPr/>
-                  </pic:nvPicPr>
-                  <pic:blipFill>
-                    <a:blip r:embed="rId12"/>
-                    <a:stretch>
-                      <a:fillRect/>
-                    </a:stretch>
-                  </pic:blipFill>
-                  <pic:spPr>
-                    <a:xfrm>
-                      <a:off x="0" y="0"/>
-                      <a:ext cx="5486400" cy="3657600"/>
-                    </a:xfrm>
-                    <a:prstGeom prst="rect"/>
-                  </pic:spPr>
-                </pic:pic>
-              </a:graphicData>
-            </a:graphic>
-          </wp:inline>
-        </w:drawing>
-      </w:r>
-    </w:p>
-    <w:p>
-      <w:r>
-        <w:t>avg_stops_bar</w:t>
-      </w:r>
-    </w:p>
-    <w:p>
-      <w:r>
-        <w:drawing>
-          <wp:inline xmlns:a="http://schemas.openxmlformats.org/drawingml/2006/main" xmlns:pic="http://schemas.openxmlformats.org/drawingml/2006/picture">
-            <wp:extent cx="5486400" cy="3657600"/>
-            <wp:docPr id="5" name="Picture 5"/>
-            <wp:cNvGraphicFramePr>
-              <a:graphicFrameLocks noChangeAspect="1"/>
-            </wp:cNvGraphicFramePr>
-            <a:graphic>
-              <a:graphicData uri="http://schemas.openxmlformats.org/drawingml/2006/picture">
-                <pic:pic>
-                  <pic:nvPicPr>
-                    <pic:cNvPr id="0" name="avg_duration_bar.png"/>
-                    <pic:cNvPicPr/>
-                  </pic:nvPicPr>
-                  <pic:blipFill>
-                    <a:blip r:embed="rId13"/>
-                    <a:stretch>
-                      <a:fillRect/>
-                    </a:stretch>
-                  </pic:blipFill>
-                  <pic:spPr>
-                    <a:xfrm>
-                      <a:off x="0" y="0"/>
-                      <a:ext cx="5486400" cy="3657600"/>
-                    </a:xfrm>
-                    <a:prstGeom prst="rect"/>
-                  </pic:spPr>
-                </pic:pic>
-              </a:graphicData>
-            </a:graphic>
-          </wp:inline>
-        </w:drawing>
-      </w:r>
-    </w:p>
-    <w:p>
-      <w:r>
-        <w:t>avg_duration_bar</w:t>
-      </w:r>
-    </w:p>
-    <w:p>
-      <w:pPr>
-        <w:pStyle w:val="Heading1"/>
-      </w:pPr>
-      <w:r>
-        <w:t>Objective 3: Signal Plan Phase Allocation</w:t>
-      </w:r>
-    </w:p>
-    <w:p>
-      <w:r>
-        <w:t>This section visualizes the complete signal cycle structure for each plan. Each bar represents the full cycle length, showing the distribution of green, amber, and all-red intervals.</w:t>
-        <w:br/>
-        <w:br/>
-        <w:t>Interpretation:</w:t>
-        <w:br/>
-        <w:t>- Longer green times correspond to heavier or prioritized movements.</w:t>
-        <w:br/>
-        <w:t>- Excessively long red phases may cause unnecessary delay.</w:t>
-        <w:br/>
-        <w:t>- Balanced phase allocation typically improves throughput and reduces queue buildup.</w:t>
-        <w:br/>
-        <w:t>- By comparing cycles across plans, we can determine which timing strategy is most efficient.</w:t>
-      </w:r>
-    </w:p>
-    <w:p>
-      <w:r>
-        <w:drawing>
-          <wp:inline xmlns:a="http://schemas.openxmlformats.org/drawingml/2006/main" xmlns:pic="http://schemas.openxmlformats.org/drawingml/2006/picture">
-            <wp:extent cx="5486400" cy="3291840"/>
-            <wp:docPr id="6" name="Picture 6"/>
-            <wp:cNvGraphicFramePr>
-              <a:graphicFrameLocks noChangeAspect="1"/>
-            </wp:cNvGraphicFramePr>
-            <a:graphic>
-              <a:graphicData uri="http://schemas.openxmlformats.org/drawingml/2006/picture">
-                <pic:pic>
-                  <pic:nvPicPr>
-                    <pic:cNvPr id="0" name="signal_plans_summary_horizontal.png"/>
-                    <pic:cNvPicPr/>
-                  </pic:nvPicPr>
-                  <pic:blipFill>
-                    <a:blip r:embed="rId14"/>
                     <a:stretch>
                       <a:fillRect/>
                     </a:stretch>
@@ -1616,7 +2141,1098 @@
     </w:p>
     <w:p>
       <w:r>
-        <w:t>signal_plans_summary_horizontal</w:t>
+        <w:t>scalability_summary_line</w:t>
+      </w:r>
+    </w:p>
+    <w:p>
+      <w:pPr>
+        <w:pStyle w:val="Heading1"/>
+      </w:pPr>
+      <w:r>
+        <w:t>Objective 2: Traffic Flow Efficiency (AVG FLOW)</w:t>
+      </w:r>
+    </w:p>
+    <w:p>
+      <w:pPr>
+        <w:pStyle w:val="Heading1"/>
+      </w:pPr>
+      <w:r>
+        <w:t>Objective 3: Signal Plan Phase Allocation (AVG FLOW)</w:t>
+      </w:r>
+    </w:p>
+    <w:p>
+      <w:pPr>
+        <w:pStyle w:val="Heading1"/>
+      </w:pPr>
+      <w:r>
+        <w:t>Objective 1: Scalability Assessment (MAX FLOW)</w:t>
+      </w:r>
+    </w:p>
+    <w:p>
+      <w:r>
+        <w:t>This section evaluates the intersection under MAX FLOW traffic demand.</w:t>
+      </w:r>
+    </w:p>
+    <w:tbl>
+      <w:tblPr>
+        <w:tblStyle w:val="LightGrid"/>
+        <w:tblW w:type="auto" w:w="0"/>
+        <w:tblLook w:firstColumn="1" w:firstRow="1" w:lastColumn="0" w:lastRow="0" w:noHBand="0" w:noVBand="1" w:val="04A0"/>
+      </w:tblPr>
+      <w:tblGrid>
+        <w:gridCol w:w="1440"/>
+        <w:gridCol w:w="1440"/>
+        <w:gridCol w:w="1440"/>
+        <w:gridCol w:w="1440"/>
+        <w:gridCol w:w="1440"/>
+        <w:gridCol w:w="1440"/>
+      </w:tblGrid>
+      <w:tr>
+        <w:tc>
+          <w:tcPr>
+            <w:tcW w:type="dxa" w:w="1440"/>
+          </w:tcPr>
+          <w:p>
+            <w:r>
+              <w:t>Scenario</w:t>
+            </w:r>
+          </w:p>
+        </w:tc>
+        <w:tc>
+          <w:tcPr>
+            <w:tcW w:type="dxa" w:w="1440"/>
+          </w:tcPr>
+          <w:p>
+            <w:r>
+              <w:t>Total Vehicles</w:t>
+            </w:r>
+          </w:p>
+        </w:tc>
+        <w:tc>
+          <w:tcPr>
+            <w:tcW w:type="dxa" w:w="1440"/>
+          </w:tcPr>
+          <w:p>
+            <w:r>
+              <w:t>ga_enhanced</w:t>
+            </w:r>
+          </w:p>
+        </w:tc>
+        <w:tc>
+          <w:tcPr>
+            <w:tcW w:type="dxa" w:w="1440"/>
+          </w:tcPr>
+          <w:p>
+            <w:r>
+              <w:t>original</w:t>
+            </w:r>
+          </w:p>
+        </w:tc>
+        <w:tc>
+          <w:tcPr>
+            <w:tcW w:type="dxa" w:w="1440"/>
+          </w:tcPr>
+          <w:p>
+            <w:r>
+              <w:t>pso</w:t>
+            </w:r>
+          </w:p>
+        </w:tc>
+        <w:tc>
+          <w:tcPr>
+            <w:tcW w:type="dxa" w:w="1440"/>
+          </w:tcPr>
+          <w:p>
+            <w:r>
+              <w:t>websters_baseline</w:t>
+            </w:r>
+          </w:p>
+        </w:tc>
+      </w:tr>
+      <w:tr>
+        <w:tc>
+          <w:tcPr>
+            <w:tcW w:type="dxa" w:w="1440"/>
+          </w:tcPr>
+          <w:p>
+            <w:r>
+              <w:t>Scenario 1</w:t>
+            </w:r>
+          </w:p>
+        </w:tc>
+        <w:tc>
+          <w:tcPr>
+            <w:tcW w:type="dxa" w:w="1440"/>
+          </w:tcPr>
+          <w:p>
+            <w:r>
+              <w:t>1392</w:t>
+            </w:r>
+          </w:p>
+        </w:tc>
+        <w:tc>
+          <w:tcPr>
+            <w:tcW w:type="dxa" w:w="1440"/>
+          </w:tcPr>
+          <w:p>
+            <w:r>
+              <w:t>0.4</w:t>
+            </w:r>
+          </w:p>
+        </w:tc>
+        <w:tc>
+          <w:tcPr>
+            <w:tcW w:type="dxa" w:w="1440"/>
+          </w:tcPr>
+          <w:p>
+            <w:r>
+              <w:t>1.2</w:t>
+            </w:r>
+          </w:p>
+        </w:tc>
+        <w:tc>
+          <w:tcPr>
+            <w:tcW w:type="dxa" w:w="1440"/>
+          </w:tcPr>
+          <w:p>
+            <w:r>
+              <w:t>0.9</w:t>
+            </w:r>
+          </w:p>
+        </w:tc>
+        <w:tc>
+          <w:tcPr>
+            <w:tcW w:type="dxa" w:w="1440"/>
+          </w:tcPr>
+          <w:p>
+            <w:r>
+              <w:t>0.4</w:t>
+            </w:r>
+          </w:p>
+        </w:tc>
+      </w:tr>
+      <w:tr>
+        <w:tc>
+          <w:tcPr>
+            <w:tcW w:type="dxa" w:w="1440"/>
+          </w:tcPr>
+          <w:p>
+            <w:r>
+              <w:t>Scenario 2</w:t>
+            </w:r>
+          </w:p>
+        </w:tc>
+        <w:tc>
+          <w:tcPr>
+            <w:tcW w:type="dxa" w:w="1440"/>
+          </w:tcPr>
+          <w:p>
+            <w:r>
+              <w:t>2031</w:t>
+            </w:r>
+          </w:p>
+        </w:tc>
+        <w:tc>
+          <w:tcPr>
+            <w:tcW w:type="dxa" w:w="1440"/>
+          </w:tcPr>
+          <w:p>
+            <w:r>
+              <w:t>0.6</w:t>
+            </w:r>
+          </w:p>
+        </w:tc>
+        <w:tc>
+          <w:tcPr>
+            <w:tcW w:type="dxa" w:w="1440"/>
+          </w:tcPr>
+          <w:p>
+            <w:r>
+              <w:t>1.8</w:t>
+            </w:r>
+          </w:p>
+        </w:tc>
+        <w:tc>
+          <w:tcPr>
+            <w:tcW w:type="dxa" w:w="1440"/>
+          </w:tcPr>
+          <w:p>
+            <w:r>
+              <w:t>1.4</w:t>
+            </w:r>
+          </w:p>
+        </w:tc>
+        <w:tc>
+          <w:tcPr>
+            <w:tcW w:type="dxa" w:w="1440"/>
+          </w:tcPr>
+          <w:p>
+            <w:r>
+              <w:t>0.7</w:t>
+            </w:r>
+          </w:p>
+        </w:tc>
+      </w:tr>
+      <w:tr>
+        <w:tc>
+          <w:tcPr>
+            <w:tcW w:type="dxa" w:w="1440"/>
+          </w:tcPr>
+          <w:p>
+            <w:r>
+              <w:t>Scenario 3</w:t>
+            </w:r>
+          </w:p>
+        </w:tc>
+        <w:tc>
+          <w:tcPr>
+            <w:tcW w:type="dxa" w:w="1440"/>
+          </w:tcPr>
+          <w:p>
+            <w:r>
+              <w:t>2186</w:t>
+            </w:r>
+          </w:p>
+        </w:tc>
+        <w:tc>
+          <w:tcPr>
+            <w:tcW w:type="dxa" w:w="1440"/>
+          </w:tcPr>
+          <w:p>
+            <w:r>
+              <w:t>0.7</w:t>
+            </w:r>
+          </w:p>
+        </w:tc>
+        <w:tc>
+          <w:tcPr>
+            <w:tcW w:type="dxa" w:w="1440"/>
+          </w:tcPr>
+          <w:p>
+            <w:r>
+              <w:t>2.3</w:t>
+            </w:r>
+          </w:p>
+        </w:tc>
+        <w:tc>
+          <w:tcPr>
+            <w:tcW w:type="dxa" w:w="1440"/>
+          </w:tcPr>
+          <w:p>
+            <w:r>
+              <w:t>1.6</w:t>
+            </w:r>
+          </w:p>
+        </w:tc>
+        <w:tc>
+          <w:tcPr>
+            <w:tcW w:type="dxa" w:w="1440"/>
+          </w:tcPr>
+          <w:p>
+            <w:r>
+              <w:t>0.8</w:t>
+            </w:r>
+          </w:p>
+        </w:tc>
+      </w:tr>
+      <w:tr>
+        <w:tc>
+          <w:tcPr>
+            <w:tcW w:type="dxa" w:w="1440"/>
+          </w:tcPr>
+          <w:p>
+            <w:r>
+              <w:t>Scenario 4</w:t>
+            </w:r>
+          </w:p>
+        </w:tc>
+        <w:tc>
+          <w:tcPr>
+            <w:tcW w:type="dxa" w:w="1440"/>
+          </w:tcPr>
+          <w:p>
+            <w:r>
+              <w:t>2252</w:t>
+            </w:r>
+          </w:p>
+        </w:tc>
+        <w:tc>
+          <w:tcPr>
+            <w:tcW w:type="dxa" w:w="1440"/>
+          </w:tcPr>
+          <w:p>
+            <w:r>
+              <w:t>0.8</w:t>
+            </w:r>
+          </w:p>
+        </w:tc>
+        <w:tc>
+          <w:tcPr>
+            <w:tcW w:type="dxa" w:w="1440"/>
+          </w:tcPr>
+          <w:p>
+            <w:r>
+              <w:t>2.4</w:t>
+            </w:r>
+          </w:p>
+        </w:tc>
+        <w:tc>
+          <w:tcPr>
+            <w:tcW w:type="dxa" w:w="1440"/>
+          </w:tcPr>
+          <w:p>
+            <w:r>
+              <w:t>1.9</w:t>
+            </w:r>
+          </w:p>
+        </w:tc>
+        <w:tc>
+          <w:tcPr>
+            <w:tcW w:type="dxa" w:w="1440"/>
+          </w:tcPr>
+          <w:p>
+            <w:r>
+              <w:t>0.9</w:t>
+            </w:r>
+          </w:p>
+        </w:tc>
+      </w:tr>
+      <w:tr>
+        <w:tc>
+          <w:tcPr>
+            <w:tcW w:type="dxa" w:w="1440"/>
+          </w:tcPr>
+          <w:p>
+            <w:r>
+              <w:t>Scenario 5</w:t>
+            </w:r>
+          </w:p>
+        </w:tc>
+        <w:tc>
+          <w:tcPr>
+            <w:tcW w:type="dxa" w:w="1440"/>
+          </w:tcPr>
+          <w:p>
+            <w:r>
+              <w:t>2256</w:t>
+            </w:r>
+          </w:p>
+        </w:tc>
+        <w:tc>
+          <w:tcPr>
+            <w:tcW w:type="dxa" w:w="1440"/>
+          </w:tcPr>
+          <w:p>
+            <w:r>
+              <w:t>0.8</w:t>
+            </w:r>
+          </w:p>
+        </w:tc>
+        <w:tc>
+          <w:tcPr>
+            <w:tcW w:type="dxa" w:w="1440"/>
+          </w:tcPr>
+          <w:p>
+            <w:r>
+              <w:t>2.3</w:t>
+            </w:r>
+          </w:p>
+        </w:tc>
+        <w:tc>
+          <w:tcPr>
+            <w:tcW w:type="dxa" w:w="1440"/>
+          </w:tcPr>
+          <w:p>
+            <w:r>
+              <w:t>1.8</w:t>
+            </w:r>
+          </w:p>
+        </w:tc>
+        <w:tc>
+          <w:tcPr>
+            <w:tcW w:type="dxa" w:w="1440"/>
+          </w:tcPr>
+          <w:p>
+            <w:r>
+              <w:t>0.9</w:t>
+            </w:r>
+          </w:p>
+        </w:tc>
+      </w:tr>
+      <w:tr>
+        <w:tc>
+          <w:tcPr>
+            <w:tcW w:type="dxa" w:w="1440"/>
+          </w:tcPr>
+          <w:p>
+            <w:r>
+              <w:t>Scenario 6</w:t>
+            </w:r>
+          </w:p>
+        </w:tc>
+        <w:tc>
+          <w:tcPr>
+            <w:tcW w:type="dxa" w:w="1440"/>
+          </w:tcPr>
+          <w:p>
+            <w:r>
+              <w:t>2331</w:t>
+            </w:r>
+          </w:p>
+        </w:tc>
+        <w:tc>
+          <w:tcPr>
+            <w:tcW w:type="dxa" w:w="1440"/>
+          </w:tcPr>
+          <w:p>
+            <w:r>
+              <w:t>0.8</w:t>
+            </w:r>
+          </w:p>
+        </w:tc>
+        <w:tc>
+          <w:tcPr>
+            <w:tcW w:type="dxa" w:w="1440"/>
+          </w:tcPr>
+          <w:p>
+            <w:r>
+              <w:t>2.3</w:t>
+            </w:r>
+          </w:p>
+        </w:tc>
+        <w:tc>
+          <w:tcPr>
+            <w:tcW w:type="dxa" w:w="1440"/>
+          </w:tcPr>
+          <w:p>
+            <w:r>
+              <w:t>1.8</w:t>
+            </w:r>
+          </w:p>
+        </w:tc>
+        <w:tc>
+          <w:tcPr>
+            <w:tcW w:type="dxa" w:w="1440"/>
+          </w:tcPr>
+          <w:p>
+            <w:r>
+              <w:t>0.9</w:t>
+            </w:r>
+          </w:p>
+        </w:tc>
+      </w:tr>
+      <w:tr>
+        <w:tc>
+          <w:tcPr>
+            <w:tcW w:type="dxa" w:w="1440"/>
+          </w:tcPr>
+          <w:p>
+            <w:r>
+              <w:t>Scenario 7</w:t>
+            </w:r>
+          </w:p>
+        </w:tc>
+        <w:tc>
+          <w:tcPr>
+            <w:tcW w:type="dxa" w:w="1440"/>
+          </w:tcPr>
+          <w:p>
+            <w:r>
+              <w:t>2335</w:t>
+            </w:r>
+          </w:p>
+        </w:tc>
+        <w:tc>
+          <w:tcPr>
+            <w:tcW w:type="dxa" w:w="1440"/>
+          </w:tcPr>
+          <w:p>
+            <w:r>
+              <w:t>0.8</w:t>
+            </w:r>
+          </w:p>
+        </w:tc>
+        <w:tc>
+          <w:tcPr>
+            <w:tcW w:type="dxa" w:w="1440"/>
+          </w:tcPr>
+          <w:p>
+            <w:r>
+              <w:t>2.4</w:t>
+            </w:r>
+          </w:p>
+        </w:tc>
+        <w:tc>
+          <w:tcPr>
+            <w:tcW w:type="dxa" w:w="1440"/>
+          </w:tcPr>
+          <w:p>
+            <w:r>
+              <w:t>1.9</w:t>
+            </w:r>
+          </w:p>
+        </w:tc>
+        <w:tc>
+          <w:tcPr>
+            <w:tcW w:type="dxa" w:w="1440"/>
+          </w:tcPr>
+          <w:p>
+            <w:r>
+              <w:t>0.9</w:t>
+            </w:r>
+          </w:p>
+        </w:tc>
+      </w:tr>
+      <w:tr>
+        <w:tc>
+          <w:tcPr>
+            <w:tcW w:type="dxa" w:w="1440"/>
+          </w:tcPr>
+          <w:p>
+            <w:r>
+              <w:t>Scenario 8</w:t>
+            </w:r>
+          </w:p>
+        </w:tc>
+        <w:tc>
+          <w:tcPr>
+            <w:tcW w:type="dxa" w:w="1440"/>
+          </w:tcPr>
+          <w:p>
+            <w:r>
+              <w:t>2342</w:t>
+            </w:r>
+          </w:p>
+        </w:tc>
+        <w:tc>
+          <w:tcPr>
+            <w:tcW w:type="dxa" w:w="1440"/>
+          </w:tcPr>
+          <w:p>
+            <w:r>
+              <w:t>0.8</w:t>
+            </w:r>
+          </w:p>
+        </w:tc>
+        <w:tc>
+          <w:tcPr>
+            <w:tcW w:type="dxa" w:w="1440"/>
+          </w:tcPr>
+          <w:p>
+            <w:r>
+              <w:t>2.5</w:t>
+            </w:r>
+          </w:p>
+        </w:tc>
+        <w:tc>
+          <w:tcPr>
+            <w:tcW w:type="dxa" w:w="1440"/>
+          </w:tcPr>
+          <w:p>
+            <w:r>
+              <w:t>1.9</w:t>
+            </w:r>
+          </w:p>
+        </w:tc>
+        <w:tc>
+          <w:tcPr>
+            <w:tcW w:type="dxa" w:w="1440"/>
+          </w:tcPr>
+          <w:p>
+            <w:r>
+              <w:t>0.9</w:t>
+            </w:r>
+          </w:p>
+        </w:tc>
+      </w:tr>
+      <w:tr>
+        <w:tc>
+          <w:tcPr>
+            <w:tcW w:type="dxa" w:w="1440"/>
+          </w:tcPr>
+          <w:p>
+            <w:r>
+              <w:t>Scenario 9</w:t>
+            </w:r>
+          </w:p>
+        </w:tc>
+        <w:tc>
+          <w:tcPr>
+            <w:tcW w:type="dxa" w:w="1440"/>
+          </w:tcPr>
+          <w:p>
+            <w:r>
+              <w:t>2508</w:t>
+            </w:r>
+          </w:p>
+        </w:tc>
+        <w:tc>
+          <w:tcPr>
+            <w:tcW w:type="dxa" w:w="1440"/>
+          </w:tcPr>
+          <w:p>
+            <w:r>
+              <w:t>0.8</w:t>
+            </w:r>
+          </w:p>
+        </w:tc>
+        <w:tc>
+          <w:tcPr>
+            <w:tcW w:type="dxa" w:w="1440"/>
+          </w:tcPr>
+          <w:p>
+            <w:r>
+              <w:t>2.3</w:t>
+            </w:r>
+          </w:p>
+        </w:tc>
+        <w:tc>
+          <w:tcPr>
+            <w:tcW w:type="dxa" w:w="1440"/>
+          </w:tcPr>
+          <w:p>
+            <w:r>
+              <w:t>1.8</w:t>
+            </w:r>
+          </w:p>
+        </w:tc>
+        <w:tc>
+          <w:tcPr>
+            <w:tcW w:type="dxa" w:w="1440"/>
+          </w:tcPr>
+          <w:p>
+            <w:r>
+              <w:t>0.9</w:t>
+            </w:r>
+          </w:p>
+        </w:tc>
+      </w:tr>
+      <w:tr>
+        <w:tc>
+          <w:tcPr>
+            <w:tcW w:type="dxa" w:w="1440"/>
+          </w:tcPr>
+          <w:p>
+            <w:r>
+              <w:t>Scenario 10</w:t>
+            </w:r>
+          </w:p>
+        </w:tc>
+        <w:tc>
+          <w:tcPr>
+            <w:tcW w:type="dxa" w:w="1440"/>
+          </w:tcPr>
+          <w:p>
+            <w:r>
+              <w:t>2543</w:t>
+            </w:r>
+          </w:p>
+        </w:tc>
+        <w:tc>
+          <w:tcPr>
+            <w:tcW w:type="dxa" w:w="1440"/>
+          </w:tcPr>
+          <w:p>
+            <w:r>
+              <w:t>1.0</w:t>
+            </w:r>
+          </w:p>
+        </w:tc>
+        <w:tc>
+          <w:tcPr>
+            <w:tcW w:type="dxa" w:w="1440"/>
+          </w:tcPr>
+          <w:p>
+            <w:r>
+              <w:t>6.3</w:t>
+            </w:r>
+          </w:p>
+        </w:tc>
+        <w:tc>
+          <w:tcPr>
+            <w:tcW w:type="dxa" w:w="1440"/>
+          </w:tcPr>
+          <w:p>
+            <w:r>
+              <w:t>2.2</w:t>
+            </w:r>
+          </w:p>
+        </w:tc>
+        <w:tc>
+          <w:tcPr>
+            <w:tcW w:type="dxa" w:w="1440"/>
+          </w:tcPr>
+          <w:p>
+            <w:r>
+              <w:t>1.1</w:t>
+            </w:r>
+          </w:p>
+        </w:tc>
+      </w:tr>
+      <w:tr>
+        <w:tc>
+          <w:tcPr>
+            <w:tcW w:type="dxa" w:w="1440"/>
+          </w:tcPr>
+          <w:p>
+            <w:r>
+              <w:t>Scenario 11</w:t>
+            </w:r>
+          </w:p>
+        </w:tc>
+        <w:tc>
+          <w:tcPr>
+            <w:tcW w:type="dxa" w:w="1440"/>
+          </w:tcPr>
+          <w:p>
+            <w:r>
+              <w:t>2657</w:t>
+            </w:r>
+          </w:p>
+        </w:tc>
+        <w:tc>
+          <w:tcPr>
+            <w:tcW w:type="dxa" w:w="1440"/>
+          </w:tcPr>
+          <w:p>
+            <w:r>
+              <w:t>1.0</w:t>
+            </w:r>
+          </w:p>
+        </w:tc>
+        <w:tc>
+          <w:tcPr>
+            <w:tcW w:type="dxa" w:w="1440"/>
+          </w:tcPr>
+          <w:p>
+            <w:r>
+              <w:t>3.0</w:t>
+            </w:r>
+          </w:p>
+        </w:tc>
+        <w:tc>
+          <w:tcPr>
+            <w:tcW w:type="dxa" w:w="1440"/>
+          </w:tcPr>
+          <w:p>
+            <w:r>
+              <w:t>5.7</w:t>
+            </w:r>
+          </w:p>
+        </w:tc>
+        <w:tc>
+          <w:tcPr>
+            <w:tcW w:type="dxa" w:w="1440"/>
+          </w:tcPr>
+          <w:p>
+            <w:r>
+              <w:t>1.1</w:t>
+            </w:r>
+          </w:p>
+        </w:tc>
+      </w:tr>
+      <w:tr>
+        <w:tc>
+          <w:tcPr>
+            <w:tcW w:type="dxa" w:w="1440"/>
+          </w:tcPr>
+          <w:p>
+            <w:r>
+              <w:t>Scenario 12</w:t>
+            </w:r>
+          </w:p>
+        </w:tc>
+        <w:tc>
+          <w:tcPr>
+            <w:tcW w:type="dxa" w:w="1440"/>
+          </w:tcPr>
+          <w:p>
+            <w:r>
+              <w:t>3094</w:t>
+            </w:r>
+          </w:p>
+        </w:tc>
+        <w:tc>
+          <w:tcPr>
+            <w:tcW w:type="dxa" w:w="1440"/>
+          </w:tcPr>
+          <w:p>
+            <w:r>
+              <w:t>2.2</w:t>
+            </w:r>
+          </w:p>
+        </w:tc>
+        <w:tc>
+          <w:tcPr>
+            <w:tcW w:type="dxa" w:w="1440"/>
+          </w:tcPr>
+          <w:p>
+            <w:r>
+              <w:t>7.6</w:t>
+            </w:r>
+          </w:p>
+        </w:tc>
+        <w:tc>
+          <w:tcPr>
+            <w:tcW w:type="dxa" w:w="1440"/>
+          </w:tcPr>
+          <w:p>
+            <w:r>
+              <w:t>8.8</w:t>
+            </w:r>
+          </w:p>
+        </w:tc>
+        <w:tc>
+          <w:tcPr>
+            <w:tcW w:type="dxa" w:w="1440"/>
+          </w:tcPr>
+          <w:p>
+            <w:r>
+              <w:t>2.2</w:t>
+            </w:r>
+          </w:p>
+        </w:tc>
+      </w:tr>
+      <w:tr>
+        <w:tc>
+          <w:tcPr>
+            <w:tcW w:type="dxa" w:w="1440"/>
+          </w:tcPr>
+          <w:p>
+            <w:r>
+              <w:t>Scenario 13</w:t>
+            </w:r>
+          </w:p>
+        </w:tc>
+        <w:tc>
+          <w:tcPr>
+            <w:tcW w:type="dxa" w:w="1440"/>
+          </w:tcPr>
+          <w:p>
+            <w:r>
+              <w:t>3171</w:t>
+            </w:r>
+          </w:p>
+        </w:tc>
+        <w:tc>
+          <w:tcPr>
+            <w:tcW w:type="dxa" w:w="1440"/>
+          </w:tcPr>
+          <w:p>
+            <w:r>
+              <w:t>1.0</w:t>
+            </w:r>
+          </w:p>
+        </w:tc>
+        <w:tc>
+          <w:tcPr>
+            <w:tcW w:type="dxa" w:w="1440"/>
+          </w:tcPr>
+          <w:p>
+            <w:r>
+              <w:t>2.9</w:t>
+            </w:r>
+          </w:p>
+        </w:tc>
+        <w:tc>
+          <w:tcPr>
+            <w:tcW w:type="dxa" w:w="1440"/>
+          </w:tcPr>
+          <w:p>
+            <w:r>
+              <w:t>2.2</w:t>
+            </w:r>
+          </w:p>
+        </w:tc>
+        <w:tc>
+          <w:tcPr>
+            <w:tcW w:type="dxa" w:w="1440"/>
+          </w:tcPr>
+          <w:p>
+            <w:r>
+              <w:t>1.1</w:t>
+            </w:r>
+          </w:p>
+        </w:tc>
+      </w:tr>
+      <w:tr>
+        <w:tc>
+          <w:tcPr>
+            <w:tcW w:type="dxa" w:w="1440"/>
+          </w:tcPr>
+          <w:p>
+            <w:r>
+              <w:t>Scenario 14</w:t>
+            </w:r>
+          </w:p>
+        </w:tc>
+        <w:tc>
+          <w:tcPr>
+            <w:tcW w:type="dxa" w:w="1440"/>
+          </w:tcPr>
+          <w:p>
+            <w:r>
+              <w:t>3509</w:t>
+            </w:r>
+          </w:p>
+        </w:tc>
+        <w:tc>
+          <w:tcPr>
+            <w:tcW w:type="dxa" w:w="1440"/>
+          </w:tcPr>
+          <w:p>
+            <w:r>
+              <w:t>4.0</w:t>
+            </w:r>
+          </w:p>
+        </w:tc>
+        <w:tc>
+          <w:tcPr>
+            <w:tcW w:type="dxa" w:w="1440"/>
+          </w:tcPr>
+          <w:p>
+            <w:r>
+              <w:t>8.0</w:t>
+            </w:r>
+          </w:p>
+        </w:tc>
+        <w:tc>
+          <w:tcPr>
+            <w:tcW w:type="dxa" w:w="1440"/>
+          </w:tcPr>
+          <w:p>
+            <w:r>
+              <w:t>9.7</w:t>
+            </w:r>
+          </w:p>
+        </w:tc>
+        <w:tc>
+          <w:tcPr>
+            <w:tcW w:type="dxa" w:w="1440"/>
+          </w:tcPr>
+          <w:p>
+            <w:r>
+              <w:t>4.1</w:t>
+            </w:r>
+          </w:p>
+        </w:tc>
+      </w:tr>
+      <w:tr>
+        <w:tc>
+          <w:tcPr>
+            <w:tcW w:type="dxa" w:w="1440"/>
+          </w:tcPr>
+          <w:p>
+            <w:r>
+              <w:t>Coefficient of Variation</w:t>
+            </w:r>
+          </w:p>
+        </w:tc>
+        <w:tc>
+          <w:tcPr>
+            <w:tcW w:type="dxa" w:w="1440"/>
+          </w:tcPr>
+          <w:p>
+            <w:r/>
+          </w:p>
+        </w:tc>
+        <w:tc>
+          <w:tcPr>
+            <w:tcW w:type="dxa" w:w="1440"/>
+          </w:tcPr>
+          <w:p>
+            <w:r>
+              <w:t>0.79</w:t>
+            </w:r>
+          </w:p>
+        </w:tc>
+        <w:tc>
+          <w:tcPr>
+            <w:tcW w:type="dxa" w:w="1440"/>
+          </w:tcPr>
+          <w:p>
+            <w:r>
+              <w:t>0.63</w:t>
+            </w:r>
+          </w:p>
+        </w:tc>
+        <w:tc>
+          <w:tcPr>
+            <w:tcW w:type="dxa" w:w="1440"/>
+          </w:tcPr>
+          <w:p>
+            <w:r>
+              <w:t>0.87</w:t>
+            </w:r>
+          </w:p>
+        </w:tc>
+        <w:tc>
+          <w:tcPr>
+            <w:tcW w:type="dxa" w:w="1440"/>
+          </w:tcPr>
+          <w:p>
+            <w:r>
+              <w:t>0.73</w:t>
+            </w:r>
+          </w:p>
+        </w:tc>
+      </w:tr>
+    </w:tbl>
+    <w:p>
+      <w:r>
+        <w:drawing>
+          <wp:inline xmlns:a="http://schemas.openxmlformats.org/drawingml/2006/main" xmlns:pic="http://schemas.openxmlformats.org/drawingml/2006/picture">
+            <wp:extent cx="5486400" cy="3291840"/>
+            <wp:docPr id="3" name="Picture 3"/>
+            <wp:cNvGraphicFramePr>
+              <a:graphicFrameLocks noChangeAspect="1"/>
+            </wp:cNvGraphicFramePr>
+            <a:graphic>
+              <a:graphicData uri="http://schemas.openxmlformats.org/drawingml/2006/picture">
+                <pic:pic>
+                  <pic:nvPicPr>
+                    <pic:cNvPr id="0" name="scalability_summary_line.png"/>
+                    <pic:cNvPicPr/>
+                  </pic:nvPicPr>
+                  <pic:blipFill>
+                    <a:blip r:embed="rId11"/>
+                    <a:stretch>
+                      <a:fillRect/>
+                    </a:stretch>
+                  </pic:blipFill>
+                  <pic:spPr>
+                    <a:xfrm>
+                      <a:off x="0" y="0"/>
+                      <a:ext cx="5486400" cy="3291840"/>
+                    </a:xfrm>
+                    <a:prstGeom prst="rect"/>
+                  </pic:spPr>
+                </pic:pic>
+              </a:graphicData>
+            </a:graphic>
+          </wp:inline>
+        </w:drawing>
+      </w:r>
+    </w:p>
+    <w:p>
+      <w:r>
+        <w:t>scalability_summary_line</w:t>
+      </w:r>
+    </w:p>
+    <w:p>
+      <w:pPr>
+        <w:pStyle w:val="Heading1"/>
+      </w:pPr>
+      <w:r>
+        <w:t>Objective 2: Traffic Flow Efficiency (MAX FLOW)</w:t>
+      </w:r>
+    </w:p>
+    <w:p>
+      <w:pPr>
+        <w:pStyle w:val="Heading1"/>
+      </w:pPr>
+      <w:r>
+        <w:t>Objective 3: Signal Plan Phase Allocation (MAX FLOW)</w:t>
       </w:r>
     </w:p>
     <w:sectPr>
